--- a/SHS/CV.docx
+++ b/SHS/CV.docx
@@ -5,546 +5,525 @@
     <w:p>
       <w:pPr>
         <w:spacing w:after="0" w:line="240" w:lineRule="auto"/>
-        <w:rPr>
-          <w:rFonts w:ascii="Arial" w:hAnsi="Arial" w:cs="Arial"/>
-        </w:rPr>
-      </w:pPr>
-      <w:r>
+        <w:jc w:val="center"/>
         <w:rPr>
           <w:rFonts w:ascii="Arial" w:hAnsi="Arial" w:cs="Arial"/>
           <w:b/>
           <w:bCs/>
         </w:rPr>
-        <w:t>RECINTO, IVAN ALEX DELAS ALAS</w:t>
-      </w:r>
-      <w:r>
-        <w:rPr>
-          <w:rFonts w:ascii="Arial" w:hAnsi="Arial" w:cs="Arial"/>
-        </w:rPr>
-        <w:br/>
-      </w:r>
-      <w:r>
-        <w:rPr>
-          <w:rFonts w:ascii="Arial" w:hAnsi="Arial" w:cs="Arial"/>
-        </w:rPr>
-        <w:t>‎</w:t>
-      </w:r>
-      <w:proofErr w:type="spellStart"/>
-      <w:r>
-        <w:rPr>
-          <w:rFonts w:ascii="Arial" w:hAnsi="Arial" w:cs="Arial"/>
-        </w:rPr>
-        <w:t>Brgy</w:t>
-      </w:r>
-      <w:proofErr w:type="spellEnd"/>
-      <w:r>
-        <w:rPr>
-          <w:rFonts w:ascii="Arial" w:hAnsi="Arial" w:cs="Arial"/>
-        </w:rPr>
-        <w:t xml:space="preserve">. </w:t>
-      </w:r>
-      <w:proofErr w:type="spellStart"/>
-      <w:r>
-        <w:rPr>
-          <w:rFonts w:ascii="Arial" w:hAnsi="Arial" w:cs="Arial"/>
-        </w:rPr>
-        <w:t>Cambuja</w:t>
-      </w:r>
-      <w:proofErr w:type="spellEnd"/>
-      <w:r>
-        <w:rPr>
-          <w:rFonts w:ascii="Arial" w:hAnsi="Arial" w:cs="Arial"/>
-        </w:rPr>
-        <w:t>, Santa Maria, Laguna</w:t>
-      </w:r>
-      <w:r>
-        <w:rPr>
-          <w:rFonts w:ascii="Arial" w:hAnsi="Arial" w:cs="Arial"/>
-        </w:rPr>
-        <w:br/>
-      </w:r>
-      <w:r>
-        <w:rPr>
-          <w:rFonts w:ascii="Arial" w:hAnsi="Arial" w:cs="Arial"/>
-        </w:rPr>
-        <w:t>‎</w:t>
-      </w:r>
-      <w:r>
-        <w:rPr>
-          <w:rFonts w:ascii="Arial" w:hAnsi="Arial" w:cs="Arial"/>
-        </w:rPr>
-        <w:t xml:space="preserve">+63 </w:t>
-      </w:r>
-      <w:r>
-        <w:rPr>
-          <w:rFonts w:ascii="Arial" w:hAnsi="Arial" w:cs="Arial"/>
-        </w:rPr>
-        <w:t>910</w:t>
-      </w:r>
-      <w:r>
-        <w:rPr>
-          <w:rFonts w:ascii="Arial" w:hAnsi="Arial" w:cs="Arial"/>
-        </w:rPr>
-        <w:t xml:space="preserve"> </w:t>
-      </w:r>
-      <w:r>
-        <w:rPr>
-          <w:rFonts w:ascii="Arial" w:hAnsi="Arial" w:cs="Arial"/>
-        </w:rPr>
-        <w:t>2439</w:t>
-      </w:r>
-      <w:r>
-        <w:rPr>
-          <w:rFonts w:ascii="Arial" w:hAnsi="Arial" w:cs="Arial"/>
-        </w:rPr>
-        <w:t xml:space="preserve"> </w:t>
-      </w:r>
-      <w:r>
-        <w:rPr>
-          <w:rFonts w:ascii="Arial" w:hAnsi="Arial" w:cs="Arial"/>
-        </w:rPr>
-        <w:t>495</w:t>
-      </w:r>
-      <w:r>
-        <w:rPr>
-          <w:rFonts w:ascii="Arial" w:hAnsi="Arial" w:cs="Arial"/>
-        </w:rPr>
-        <w:br/>
-      </w:r>
-      <w:r>
-        <w:rPr>
-          <w:rFonts w:ascii="Arial" w:hAnsi="Arial" w:cs="Arial"/>
-        </w:rPr>
-        <w:t>‎ivanalexrecinto07@gmail.com</w:t>
-      </w:r>
-      <w:r>
-        <w:rPr>
-          <w:rFonts w:ascii="Arial" w:hAnsi="Arial" w:cs="Arial"/>
-        </w:rPr>
-        <w:br/>
-      </w:r>
-      <w:r>
-        <w:rPr>
-          <w:rFonts w:ascii="Arial" w:hAnsi="Arial" w:cs="Arial"/>
-        </w:rPr>
-        <w:br/>
-      </w:r>
+      </w:pPr>
       <w:r>
         <w:rPr>
           <w:rFonts w:ascii="Arial" w:hAnsi="Arial" w:cs="Arial"/>
           <w:b/>
           <w:bCs/>
         </w:rPr>
-        <w:t>PERSONAL DATA</w:t>
-      </w:r>
-    </w:p>
-    <w:p>
-      <w:pPr>
-        <w:spacing w:after="0" w:line="240" w:lineRule="auto"/>
-        <w:rPr>
-          <w:rFonts w:ascii="Arial" w:hAnsi="Arial" w:cs="Arial"/>
-        </w:rPr>
-      </w:pPr>
-      <w:r>
-        <w:rPr>
-          <w:rFonts w:ascii="Arial" w:hAnsi="Arial" w:cs="Arial" w:hint="cs"/>
-        </w:rPr>
-        <w:t>‎</w:t>
-      </w:r>
-      <w:r>
-        <w:rPr>
-          <w:rFonts w:ascii="Arial" w:hAnsi="Arial" w:cs="Arial"/>
-        </w:rPr>
-        <w:t>Date of Birth</w:t>
-      </w:r>
-      <w:r>
-        <w:rPr>
-          <w:rFonts w:ascii="Arial" w:hAnsi="Arial" w:cs="Arial"/>
-        </w:rPr>
-        <w:tab/>
-      </w:r>
-      <w:r>
-        <w:rPr>
-          <w:rFonts w:ascii="Arial" w:hAnsi="Arial" w:cs="Arial"/>
-        </w:rPr>
-        <w:tab/>
-      </w:r>
-      <w:r>
-        <w:rPr>
-          <w:rFonts w:ascii="Arial" w:hAnsi="Arial" w:cs="Arial"/>
-        </w:rPr>
-        <w:t xml:space="preserve">: </w:t>
-      </w:r>
-      <w:r>
-        <w:rPr>
-          <w:rFonts w:ascii="Arial" w:hAnsi="Arial" w:cs="Arial"/>
-        </w:rPr>
-        <w:tab/>
-      </w:r>
-      <w:r>
-        <w:rPr>
-          <w:rFonts w:ascii="Arial" w:hAnsi="Arial" w:cs="Arial"/>
-        </w:rPr>
-        <w:t>May 16, 2008</w:t>
-      </w:r>
-    </w:p>
-    <w:p>
-      <w:pPr>
-        <w:spacing w:after="0" w:line="240" w:lineRule="auto"/>
-        <w:rPr>
-          <w:rFonts w:ascii="Arial" w:hAnsi="Arial" w:cs="Arial"/>
-        </w:rPr>
-      </w:pPr>
-      <w:r>
-        <w:rPr>
-          <w:rFonts w:ascii="Arial" w:hAnsi="Arial" w:cs="Arial" w:hint="cs"/>
-        </w:rPr>
-        <w:t>‎</w:t>
-      </w:r>
-      <w:r>
-        <w:rPr>
-          <w:rFonts w:ascii="Arial" w:hAnsi="Arial" w:cs="Arial"/>
-        </w:rPr>
-        <w:t>Place of Birth</w:t>
-      </w:r>
-      <w:r>
-        <w:rPr>
-          <w:rFonts w:ascii="Arial" w:hAnsi="Arial" w:cs="Arial"/>
-        </w:rPr>
-        <w:tab/>
-      </w:r>
-      <w:r>
-        <w:rPr>
-          <w:rFonts w:ascii="Arial" w:hAnsi="Arial" w:cs="Arial"/>
-        </w:rPr>
-        <w:tab/>
-      </w:r>
-      <w:r>
-        <w:rPr>
-          <w:rFonts w:ascii="Arial" w:hAnsi="Arial" w:cs="Arial"/>
-        </w:rPr>
-        <w:t xml:space="preserve">: </w:t>
-      </w:r>
-      <w:r>
-        <w:rPr>
-          <w:rFonts w:ascii="Arial" w:hAnsi="Arial" w:cs="Arial"/>
-        </w:rPr>
-        <w:tab/>
-      </w:r>
-      <w:proofErr w:type="spellStart"/>
-      <w:r>
-        <w:rPr>
-          <w:rFonts w:ascii="Arial" w:hAnsi="Arial" w:cs="Arial"/>
-        </w:rPr>
-        <w:t>Brgy</w:t>
-      </w:r>
-      <w:proofErr w:type="spellEnd"/>
-      <w:r>
-        <w:rPr>
-          <w:rFonts w:ascii="Arial" w:hAnsi="Arial" w:cs="Arial"/>
-        </w:rPr>
-        <w:t>. C</w:t>
-      </w:r>
-      <w:proofErr w:type="spellStart"/>
-      <w:r>
-        <w:rPr>
-          <w:rFonts w:ascii="Arial" w:hAnsi="Arial" w:cs="Arial"/>
-        </w:rPr>
-        <w:t>ambuja</w:t>
-      </w:r>
-      <w:proofErr w:type="spellEnd"/>
-      <w:r>
-        <w:rPr>
-          <w:rFonts w:ascii="Arial" w:hAnsi="Arial" w:cs="Arial"/>
-        </w:rPr>
-        <w:t xml:space="preserve">, Sta. Maria, Laguna </w:t>
-      </w:r>
-    </w:p>
-    <w:p>
-      <w:pPr>
-        <w:spacing w:after="0" w:line="240" w:lineRule="auto"/>
-        <w:rPr>
-          <w:rFonts w:ascii="Arial" w:hAnsi="Arial" w:cs="Arial"/>
-        </w:rPr>
-      </w:pPr>
-      <w:r>
-        <w:rPr>
-          <w:rFonts w:ascii="Arial" w:hAnsi="Arial" w:cs="Arial" w:hint="cs"/>
-        </w:rPr>
-        <w:t>‎</w:t>
-      </w:r>
-      <w:r>
-        <w:rPr>
-          <w:rFonts w:ascii="Arial" w:hAnsi="Arial" w:cs="Arial"/>
-        </w:rPr>
-        <w:t>Age</w:t>
-      </w:r>
-      <w:r>
-        <w:rPr>
-          <w:rFonts w:ascii="Arial" w:hAnsi="Arial" w:cs="Arial"/>
-        </w:rPr>
-        <w:tab/>
-      </w:r>
-      <w:r>
-        <w:rPr>
-          <w:rFonts w:ascii="Arial" w:hAnsi="Arial" w:cs="Arial"/>
-        </w:rPr>
-        <w:tab/>
-      </w:r>
-      <w:r>
-        <w:rPr>
-          <w:rFonts w:ascii="Arial" w:hAnsi="Arial" w:cs="Arial"/>
-        </w:rPr>
-        <w:tab/>
-      </w:r>
-      <w:r>
-        <w:rPr>
-          <w:rFonts w:ascii="Arial" w:hAnsi="Arial" w:cs="Arial"/>
-        </w:rPr>
-        <w:t>:</w:t>
-      </w:r>
-      <w:r>
-        <w:rPr>
-          <w:rFonts w:ascii="Arial" w:hAnsi="Arial" w:cs="Arial"/>
-        </w:rPr>
-        <w:tab/>
-      </w:r>
-      <w:r>
-        <w:rPr>
-          <w:rFonts w:ascii="Arial" w:hAnsi="Arial" w:cs="Arial"/>
-        </w:rPr>
-        <w:t>17</w:t>
-      </w:r>
-    </w:p>
-    <w:p>
-      <w:pPr>
-        <w:spacing w:after="0" w:line="240" w:lineRule="auto"/>
-        <w:rPr>
-          <w:rFonts w:ascii="Arial" w:hAnsi="Arial" w:cs="Arial"/>
-        </w:rPr>
-      </w:pPr>
-      <w:r>
-        <w:rPr>
-          <w:rFonts w:ascii="Arial" w:hAnsi="Arial" w:cs="Arial" w:hint="cs"/>
-        </w:rPr>
-        <w:t>‎</w:t>
-      </w:r>
-      <w:r>
-        <w:rPr>
-          <w:rFonts w:ascii="Arial" w:hAnsi="Arial" w:cs="Arial"/>
-        </w:rPr>
-        <w:t>Sex</w:t>
-      </w:r>
-      <w:r>
-        <w:rPr>
-          <w:rFonts w:ascii="Arial" w:hAnsi="Arial" w:cs="Arial"/>
-        </w:rPr>
-        <w:tab/>
-      </w:r>
-      <w:r>
-        <w:rPr>
-          <w:rFonts w:ascii="Arial" w:hAnsi="Arial" w:cs="Arial"/>
-        </w:rPr>
-        <w:tab/>
-      </w:r>
-      <w:r>
-        <w:rPr>
-          <w:rFonts w:ascii="Arial" w:hAnsi="Arial" w:cs="Arial"/>
-        </w:rPr>
-        <w:tab/>
-      </w:r>
-      <w:r>
-        <w:rPr>
-          <w:rFonts w:ascii="Arial" w:hAnsi="Arial" w:cs="Arial"/>
-        </w:rPr>
-        <w:t>:</w:t>
-      </w:r>
-      <w:r>
-        <w:rPr>
-          <w:rFonts w:ascii="Arial" w:hAnsi="Arial" w:cs="Arial"/>
-        </w:rPr>
-        <w:tab/>
-      </w:r>
-      <w:r>
-        <w:rPr>
-          <w:rFonts w:ascii="Arial" w:hAnsi="Arial" w:cs="Arial"/>
-        </w:rPr>
-        <w:t xml:space="preserve">Male </w:t>
-      </w:r>
-    </w:p>
-    <w:p>
-      <w:pPr>
-        <w:spacing w:after="0" w:line="240" w:lineRule="auto"/>
-        <w:rPr>
-          <w:rFonts w:ascii="Arial" w:hAnsi="Arial" w:cs="Arial"/>
-        </w:rPr>
-      </w:pPr>
-      <w:r>
-        <w:rPr>
-          <w:rFonts w:ascii="Arial" w:hAnsi="Arial" w:cs="Arial" w:hint="cs"/>
-        </w:rPr>
-        <w:t>‎</w:t>
-      </w:r>
-      <w:r>
-        <w:rPr>
-          <w:rFonts w:ascii="Arial" w:hAnsi="Arial" w:cs="Arial"/>
-        </w:rPr>
-        <w:t>Civil Status</w:t>
-      </w:r>
-      <w:r>
-        <w:rPr>
-          <w:rFonts w:ascii="Arial" w:hAnsi="Arial" w:cs="Arial"/>
-        </w:rPr>
-        <w:tab/>
-      </w:r>
-      <w:r>
-        <w:rPr>
-          <w:rFonts w:ascii="Arial" w:hAnsi="Arial" w:cs="Arial"/>
-        </w:rPr>
-        <w:tab/>
-      </w:r>
-      <w:r>
-        <w:rPr>
-          <w:rFonts w:ascii="Arial" w:hAnsi="Arial" w:cs="Arial"/>
-        </w:rPr>
-        <w:t xml:space="preserve">: </w:t>
-      </w:r>
-      <w:r>
-        <w:rPr>
-          <w:rFonts w:ascii="Arial" w:hAnsi="Arial" w:cs="Arial"/>
-        </w:rPr>
-        <w:tab/>
-      </w:r>
-      <w:r>
-        <w:rPr>
-          <w:rFonts w:ascii="Arial" w:hAnsi="Arial" w:cs="Arial"/>
-        </w:rPr>
-        <w:t>Single</w:t>
-      </w:r>
-    </w:p>
-    <w:p>
-      <w:pPr>
-        <w:spacing w:after="0" w:line="240" w:lineRule="auto"/>
-        <w:rPr>
-          <w:rFonts w:ascii="Arial" w:hAnsi="Arial" w:cs="Arial"/>
-        </w:rPr>
-      </w:pPr>
-      <w:r>
-        <w:rPr>
-          <w:rFonts w:ascii="Arial" w:hAnsi="Arial" w:cs="Arial" w:hint="cs"/>
-        </w:rPr>
-        <w:t>‎</w:t>
-      </w:r>
-      <w:r>
-        <w:rPr>
-          <w:rFonts w:ascii="Arial" w:hAnsi="Arial" w:cs="Arial"/>
-        </w:rPr>
-        <w:t>Nationality</w:t>
-      </w:r>
-      <w:r>
-        <w:rPr>
-          <w:rFonts w:ascii="Arial" w:hAnsi="Arial" w:cs="Arial"/>
-        </w:rPr>
-        <w:tab/>
-      </w:r>
-      <w:r>
-        <w:rPr>
-          <w:rFonts w:ascii="Arial" w:hAnsi="Arial" w:cs="Arial"/>
-        </w:rPr>
-        <w:tab/>
-      </w:r>
-      <w:r>
-        <w:rPr>
-          <w:rFonts w:ascii="Arial" w:hAnsi="Arial" w:cs="Arial"/>
-        </w:rPr>
-        <w:t xml:space="preserve">: </w:t>
-      </w:r>
-      <w:r>
-        <w:rPr>
-          <w:rFonts w:ascii="Arial" w:hAnsi="Arial" w:cs="Arial"/>
-        </w:rPr>
-        <w:tab/>
-      </w:r>
-      <w:r>
-        <w:rPr>
-          <w:rFonts w:ascii="Arial" w:hAnsi="Arial" w:cs="Arial"/>
-        </w:rPr>
-        <w:t>Filipino</w:t>
-      </w:r>
-    </w:p>
-    <w:p>
-      <w:pPr>
-        <w:spacing w:after="0" w:line="240" w:lineRule="auto"/>
-        <w:rPr>
-          <w:rFonts w:ascii="Arial" w:hAnsi="Arial" w:cs="Arial"/>
-        </w:rPr>
-      </w:pPr>
-      <w:r>
-        <w:rPr>
-          <w:rFonts w:ascii="Arial" w:hAnsi="Arial" w:cs="Arial" w:hint="cs"/>
-        </w:rPr>
-        <w:t>‎</w:t>
-      </w:r>
-      <w:r>
-        <w:rPr>
-          <w:rFonts w:ascii="Arial" w:hAnsi="Arial" w:cs="Arial"/>
-        </w:rPr>
-        <w:t>Religion</w:t>
-      </w:r>
-      <w:r>
-        <w:rPr>
-          <w:rFonts w:ascii="Arial" w:hAnsi="Arial" w:cs="Arial"/>
-        </w:rPr>
-        <w:tab/>
-      </w:r>
-      <w:r>
-        <w:rPr>
-          <w:rFonts w:ascii="Arial" w:hAnsi="Arial" w:cs="Arial"/>
-        </w:rPr>
-        <w:tab/>
-      </w:r>
-      <w:r>
-        <w:rPr>
-          <w:rFonts w:ascii="Arial" w:hAnsi="Arial" w:cs="Arial"/>
-        </w:rPr>
-        <w:t xml:space="preserve">: </w:t>
-      </w:r>
-      <w:r>
-        <w:rPr>
-          <w:rFonts w:ascii="Arial" w:hAnsi="Arial" w:cs="Arial"/>
-        </w:rPr>
-        <w:tab/>
-      </w:r>
-      <w:r>
-        <w:rPr>
-          <w:rFonts w:ascii="Arial" w:hAnsi="Arial" w:cs="Arial"/>
-        </w:rPr>
-        <w:t>Roman Catholic</w:t>
-      </w:r>
-    </w:p>
-    <w:p>
-      <w:pPr>
-        <w:spacing w:after="0" w:line="240" w:lineRule="auto"/>
-        <w:rPr>
-          <w:rFonts w:ascii="Arial" w:hAnsi="Arial" w:cs="Arial"/>
-        </w:rPr>
-      </w:pPr>
-    </w:p>
-    <w:p>
-      <w:pPr>
-        <w:spacing w:after="0" w:line="240" w:lineRule="auto"/>
+        <w:t>CURRICULUM VITAE</w:t>
+      </w:r>
+    </w:p>
+    <w:p>
+      <w:pPr>
+        <w:spacing w:after="0" w:line="240" w:lineRule="auto"/>
+        <w:jc w:val="center"/>
         <w:rPr>
           <w:rFonts w:ascii="Arial" w:hAnsi="Arial" w:cs="Arial"/>
           <w:b/>
           <w:bCs/>
         </w:rPr>
       </w:pPr>
+    </w:p>
+    <w:p>
+      <w:pPr>
+        <w:spacing w:after="0" w:line="240" w:lineRule="auto"/>
+        <w:rPr>
+          <w:rFonts w:ascii="Arial" w:hAnsi="Arial" w:cs="Arial"/>
+        </w:rPr>
+      </w:pPr>
       <w:r>
         <w:rPr>
           <w:rFonts w:ascii="Arial" w:hAnsi="Arial" w:cs="Arial"/>
           <w:b/>
           <w:bCs/>
         </w:rPr>
+        <w:t>RECINTO, IVAN ALEX DELAS ALAS</w:t>
+      </w:r>
+      <w:r>
+        <w:rPr>
+          <w:rFonts w:ascii="Arial" w:hAnsi="Arial" w:cs="Arial"/>
+        </w:rPr>
+        <w:br/>
+        <w:t>‎</w:t>
+      </w:r>
+      <w:proofErr w:type="spellStart"/>
+      <w:r>
+        <w:rPr>
+          <w:rFonts w:ascii="Arial" w:hAnsi="Arial" w:cs="Arial"/>
+        </w:rPr>
+        <w:t>Brgy</w:t>
+      </w:r>
+      <w:proofErr w:type="spellEnd"/>
+      <w:r>
+        <w:rPr>
+          <w:rFonts w:ascii="Arial" w:hAnsi="Arial" w:cs="Arial"/>
+        </w:rPr>
+        <w:t xml:space="preserve">. </w:t>
+      </w:r>
+      <w:proofErr w:type="spellStart"/>
+      <w:r>
+        <w:rPr>
+          <w:rFonts w:ascii="Arial" w:hAnsi="Arial" w:cs="Arial"/>
+        </w:rPr>
+        <w:t>Cambuja</w:t>
+      </w:r>
+      <w:proofErr w:type="spellEnd"/>
+      <w:r>
+        <w:rPr>
+          <w:rFonts w:ascii="Arial" w:hAnsi="Arial" w:cs="Arial"/>
+        </w:rPr>
+        <w:t>, Santa Maria, Laguna</w:t>
+      </w:r>
+      <w:r>
+        <w:rPr>
+          <w:rFonts w:ascii="Arial" w:hAnsi="Arial" w:cs="Arial"/>
+        </w:rPr>
+        <w:br/>
+        <w:t>‎+63 910 2439 495</w:t>
+      </w:r>
+      <w:r>
+        <w:rPr>
+          <w:rFonts w:ascii="Arial" w:hAnsi="Arial" w:cs="Arial"/>
+        </w:rPr>
+        <w:br/>
+        <w:t>‎ivanalexrecinto07@gmail.com</w:t>
+      </w:r>
+      <w:r>
+        <w:rPr>
+          <w:rFonts w:ascii="Arial" w:hAnsi="Arial" w:cs="Arial"/>
+        </w:rPr>
+        <w:br/>
+      </w:r>
+      <w:r>
+        <w:rPr>
+          <w:rFonts w:ascii="Arial" w:hAnsi="Arial" w:cs="Arial"/>
+        </w:rPr>
+        <w:br/>
+      </w:r>
+      <w:r>
+        <w:rPr>
+          <w:rFonts w:ascii="Arial" w:hAnsi="Arial" w:cs="Arial"/>
+          <w:b/>
+          <w:bCs/>
+        </w:rPr>
+        <w:t>PERSONAL DATA</w:t>
+      </w:r>
+    </w:p>
+    <w:p>
+      <w:pPr>
+        <w:spacing w:after="0" w:line="240" w:lineRule="auto"/>
+        <w:rPr>
+          <w:rFonts w:ascii="Arial" w:hAnsi="Arial" w:cs="Arial"/>
+        </w:rPr>
+      </w:pPr>
+      <w:r>
+        <w:rPr>
+          <w:rFonts w:ascii="Arial" w:hAnsi="Arial" w:cs="Arial" w:hint="cs"/>
+        </w:rPr>
+        <w:t>‎</w:t>
+      </w:r>
+      <w:r>
+        <w:rPr>
+          <w:rFonts w:ascii="Arial" w:hAnsi="Arial" w:cs="Arial"/>
+        </w:rPr>
+        <w:t>Date of Birth</w:t>
+      </w:r>
+      <w:r>
+        <w:rPr>
+          <w:rFonts w:ascii="Arial" w:hAnsi="Arial" w:cs="Arial"/>
+        </w:rPr>
+        <w:tab/>
+      </w:r>
+      <w:r>
+        <w:rPr>
+          <w:rFonts w:ascii="Arial" w:hAnsi="Arial" w:cs="Arial"/>
+        </w:rPr>
+        <w:tab/>
+      </w:r>
+      <w:r>
+        <w:rPr>
+          <w:rFonts w:ascii="Arial" w:hAnsi="Arial" w:cs="Arial"/>
+        </w:rPr>
+        <w:t xml:space="preserve">: </w:t>
+      </w:r>
+      <w:r>
+        <w:rPr>
+          <w:rFonts w:ascii="Arial" w:hAnsi="Arial" w:cs="Arial"/>
+        </w:rPr>
+        <w:tab/>
+      </w:r>
+      <w:r>
+        <w:rPr>
+          <w:rFonts w:ascii="Arial" w:hAnsi="Arial" w:cs="Arial"/>
+        </w:rPr>
+        <w:t>May 16, 2008</w:t>
+      </w:r>
+    </w:p>
+    <w:p>
+      <w:pPr>
+        <w:spacing w:after="0" w:line="240" w:lineRule="auto"/>
+        <w:rPr>
+          <w:rFonts w:ascii="Arial" w:hAnsi="Arial" w:cs="Arial"/>
+        </w:rPr>
+      </w:pPr>
+      <w:r>
+        <w:rPr>
+          <w:rFonts w:ascii="Arial" w:hAnsi="Arial" w:cs="Arial" w:hint="cs"/>
+        </w:rPr>
+        <w:t>‎</w:t>
+      </w:r>
+      <w:r>
+        <w:rPr>
+          <w:rFonts w:ascii="Arial" w:hAnsi="Arial" w:cs="Arial"/>
+        </w:rPr>
+        <w:t>Place of Birth</w:t>
+      </w:r>
+      <w:r>
+        <w:rPr>
+          <w:rFonts w:ascii="Arial" w:hAnsi="Arial" w:cs="Arial"/>
+        </w:rPr>
+        <w:tab/>
+      </w:r>
+      <w:r>
+        <w:rPr>
+          <w:rFonts w:ascii="Arial" w:hAnsi="Arial" w:cs="Arial"/>
+        </w:rPr>
+        <w:tab/>
+      </w:r>
+      <w:r>
+        <w:rPr>
+          <w:rFonts w:ascii="Arial" w:hAnsi="Arial" w:cs="Arial"/>
+        </w:rPr>
+        <w:t xml:space="preserve">: </w:t>
+      </w:r>
+      <w:r>
+        <w:rPr>
+          <w:rFonts w:ascii="Arial" w:hAnsi="Arial" w:cs="Arial"/>
+        </w:rPr>
+        <w:tab/>
+      </w:r>
+      <w:proofErr w:type="spellStart"/>
+      <w:r>
+        <w:rPr>
+          <w:rFonts w:ascii="Arial" w:hAnsi="Arial" w:cs="Arial"/>
+        </w:rPr>
+        <w:t>Brgy</w:t>
+      </w:r>
+      <w:proofErr w:type="spellEnd"/>
+      <w:r>
+        <w:rPr>
+          <w:rFonts w:ascii="Arial" w:hAnsi="Arial" w:cs="Arial"/>
+        </w:rPr>
+        <w:t xml:space="preserve">. </w:t>
+      </w:r>
+      <w:proofErr w:type="spellStart"/>
+      <w:r>
+        <w:rPr>
+          <w:rFonts w:ascii="Arial" w:hAnsi="Arial" w:cs="Arial"/>
+        </w:rPr>
+        <w:t>Cambuja</w:t>
+      </w:r>
+      <w:proofErr w:type="spellEnd"/>
+      <w:r>
+        <w:rPr>
+          <w:rFonts w:ascii="Arial" w:hAnsi="Arial" w:cs="Arial"/>
+        </w:rPr>
+        <w:t xml:space="preserve">, Sta. Maria, Laguna </w:t>
+      </w:r>
+    </w:p>
+    <w:p>
+      <w:pPr>
+        <w:spacing w:after="0" w:line="240" w:lineRule="auto"/>
+        <w:rPr>
+          <w:rFonts w:ascii="Arial" w:hAnsi="Arial" w:cs="Arial"/>
+        </w:rPr>
+      </w:pPr>
+      <w:r>
+        <w:rPr>
+          <w:rFonts w:ascii="Arial" w:hAnsi="Arial" w:cs="Arial" w:hint="cs"/>
+        </w:rPr>
+        <w:t>‎</w:t>
+      </w:r>
+      <w:r>
+        <w:rPr>
+          <w:rFonts w:ascii="Arial" w:hAnsi="Arial" w:cs="Arial"/>
+        </w:rPr>
+        <w:t>Age</w:t>
+      </w:r>
+      <w:r>
+        <w:rPr>
+          <w:rFonts w:ascii="Arial" w:hAnsi="Arial" w:cs="Arial"/>
+        </w:rPr>
+        <w:tab/>
+      </w:r>
+      <w:r>
+        <w:rPr>
+          <w:rFonts w:ascii="Arial" w:hAnsi="Arial" w:cs="Arial"/>
+        </w:rPr>
+        <w:tab/>
+      </w:r>
+      <w:r>
+        <w:rPr>
+          <w:rFonts w:ascii="Arial" w:hAnsi="Arial" w:cs="Arial"/>
+        </w:rPr>
+        <w:tab/>
+      </w:r>
+      <w:r>
+        <w:rPr>
+          <w:rFonts w:ascii="Arial" w:hAnsi="Arial" w:cs="Arial"/>
+        </w:rPr>
+        <w:t>:</w:t>
+      </w:r>
+      <w:r>
+        <w:rPr>
+          <w:rFonts w:ascii="Arial" w:hAnsi="Arial" w:cs="Arial"/>
+        </w:rPr>
+        <w:tab/>
+      </w:r>
+      <w:r>
+        <w:rPr>
+          <w:rFonts w:ascii="Arial" w:hAnsi="Arial" w:cs="Arial"/>
+        </w:rPr>
+        <w:t>17</w:t>
+      </w:r>
+    </w:p>
+    <w:p>
+      <w:pPr>
+        <w:spacing w:after="0" w:line="240" w:lineRule="auto"/>
+        <w:rPr>
+          <w:rFonts w:ascii="Arial" w:hAnsi="Arial" w:cs="Arial"/>
+        </w:rPr>
+      </w:pPr>
+      <w:r>
+        <w:rPr>
+          <w:rFonts w:ascii="Arial" w:hAnsi="Arial" w:cs="Arial" w:hint="cs"/>
+        </w:rPr>
+        <w:t>‎</w:t>
+      </w:r>
+      <w:r>
+        <w:rPr>
+          <w:rFonts w:ascii="Arial" w:hAnsi="Arial" w:cs="Arial"/>
+        </w:rPr>
+        <w:t>Sex</w:t>
+      </w:r>
+      <w:r>
+        <w:rPr>
+          <w:rFonts w:ascii="Arial" w:hAnsi="Arial" w:cs="Arial"/>
+        </w:rPr>
+        <w:tab/>
+      </w:r>
+      <w:r>
+        <w:rPr>
+          <w:rFonts w:ascii="Arial" w:hAnsi="Arial" w:cs="Arial"/>
+        </w:rPr>
+        <w:tab/>
+      </w:r>
+      <w:r>
+        <w:rPr>
+          <w:rFonts w:ascii="Arial" w:hAnsi="Arial" w:cs="Arial"/>
+        </w:rPr>
+        <w:tab/>
+      </w:r>
+      <w:r>
+        <w:rPr>
+          <w:rFonts w:ascii="Arial" w:hAnsi="Arial" w:cs="Arial"/>
+        </w:rPr>
+        <w:t>:</w:t>
+      </w:r>
+      <w:r>
+        <w:rPr>
+          <w:rFonts w:ascii="Arial" w:hAnsi="Arial" w:cs="Arial"/>
+        </w:rPr>
+        <w:tab/>
+      </w:r>
+      <w:r>
+        <w:rPr>
+          <w:rFonts w:ascii="Arial" w:hAnsi="Arial" w:cs="Arial"/>
+        </w:rPr>
+        <w:t xml:space="preserve">Male </w:t>
+      </w:r>
+    </w:p>
+    <w:p>
+      <w:pPr>
+        <w:spacing w:after="0" w:line="240" w:lineRule="auto"/>
+        <w:rPr>
+          <w:rFonts w:ascii="Arial" w:hAnsi="Arial" w:cs="Arial"/>
+        </w:rPr>
+      </w:pPr>
+      <w:r>
+        <w:rPr>
+          <w:rFonts w:ascii="Arial" w:hAnsi="Arial" w:cs="Arial" w:hint="cs"/>
+        </w:rPr>
+        <w:t>‎</w:t>
+      </w:r>
+      <w:r>
+        <w:rPr>
+          <w:rFonts w:ascii="Arial" w:hAnsi="Arial" w:cs="Arial"/>
+        </w:rPr>
+        <w:t>Civil Status</w:t>
+      </w:r>
+      <w:r>
+        <w:rPr>
+          <w:rFonts w:ascii="Arial" w:hAnsi="Arial" w:cs="Arial"/>
+        </w:rPr>
+        <w:tab/>
+      </w:r>
+      <w:r>
+        <w:rPr>
+          <w:rFonts w:ascii="Arial" w:hAnsi="Arial" w:cs="Arial"/>
+        </w:rPr>
+        <w:tab/>
+      </w:r>
+      <w:r>
+        <w:rPr>
+          <w:rFonts w:ascii="Arial" w:hAnsi="Arial" w:cs="Arial"/>
+        </w:rPr>
+        <w:t xml:space="preserve">: </w:t>
+      </w:r>
+      <w:r>
+        <w:rPr>
+          <w:rFonts w:ascii="Arial" w:hAnsi="Arial" w:cs="Arial"/>
+        </w:rPr>
+        <w:tab/>
+      </w:r>
+      <w:r>
+        <w:rPr>
+          <w:rFonts w:ascii="Arial" w:hAnsi="Arial" w:cs="Arial"/>
+        </w:rPr>
+        <w:t>Single</w:t>
+      </w:r>
+    </w:p>
+    <w:p>
+      <w:pPr>
+        <w:spacing w:after="0" w:line="240" w:lineRule="auto"/>
+        <w:rPr>
+          <w:rFonts w:ascii="Arial" w:hAnsi="Arial" w:cs="Arial"/>
+        </w:rPr>
+      </w:pPr>
+      <w:r>
+        <w:rPr>
+          <w:rFonts w:ascii="Arial" w:hAnsi="Arial" w:cs="Arial" w:hint="cs"/>
+        </w:rPr>
+        <w:t>‎</w:t>
+      </w:r>
+      <w:r>
+        <w:rPr>
+          <w:rFonts w:ascii="Arial" w:hAnsi="Arial" w:cs="Arial"/>
+        </w:rPr>
+        <w:t>Nationality</w:t>
+      </w:r>
+      <w:r>
+        <w:rPr>
+          <w:rFonts w:ascii="Arial" w:hAnsi="Arial" w:cs="Arial"/>
+        </w:rPr>
+        <w:tab/>
+      </w:r>
+      <w:r>
+        <w:rPr>
+          <w:rFonts w:ascii="Arial" w:hAnsi="Arial" w:cs="Arial"/>
+        </w:rPr>
+        <w:tab/>
+      </w:r>
+      <w:r>
+        <w:rPr>
+          <w:rFonts w:ascii="Arial" w:hAnsi="Arial" w:cs="Arial"/>
+        </w:rPr>
+        <w:t xml:space="preserve">: </w:t>
+      </w:r>
+      <w:r>
+        <w:rPr>
+          <w:rFonts w:ascii="Arial" w:hAnsi="Arial" w:cs="Arial"/>
+        </w:rPr>
+        <w:tab/>
+      </w:r>
+      <w:r>
+        <w:rPr>
+          <w:rFonts w:ascii="Arial" w:hAnsi="Arial" w:cs="Arial"/>
+        </w:rPr>
+        <w:t>Filipino</w:t>
+      </w:r>
+    </w:p>
+    <w:p>
+      <w:pPr>
+        <w:spacing w:after="0" w:line="240" w:lineRule="auto"/>
+        <w:rPr>
+          <w:rFonts w:ascii="Arial" w:hAnsi="Arial" w:cs="Arial"/>
+        </w:rPr>
+      </w:pPr>
+      <w:r>
+        <w:rPr>
+          <w:rFonts w:ascii="Arial" w:hAnsi="Arial" w:cs="Arial" w:hint="cs"/>
+        </w:rPr>
+        <w:t>‎</w:t>
+      </w:r>
+      <w:r>
+        <w:rPr>
+          <w:rFonts w:ascii="Arial" w:hAnsi="Arial" w:cs="Arial"/>
+        </w:rPr>
+        <w:t>Religion</w:t>
+      </w:r>
+      <w:r>
+        <w:rPr>
+          <w:rFonts w:ascii="Arial" w:hAnsi="Arial" w:cs="Arial"/>
+        </w:rPr>
+        <w:tab/>
+      </w:r>
+      <w:r>
+        <w:rPr>
+          <w:rFonts w:ascii="Arial" w:hAnsi="Arial" w:cs="Arial"/>
+        </w:rPr>
+        <w:tab/>
+      </w:r>
+      <w:r>
+        <w:rPr>
+          <w:rFonts w:ascii="Arial" w:hAnsi="Arial" w:cs="Arial"/>
+        </w:rPr>
+        <w:t xml:space="preserve">: </w:t>
+      </w:r>
+      <w:r>
+        <w:rPr>
+          <w:rFonts w:ascii="Arial" w:hAnsi="Arial" w:cs="Arial"/>
+        </w:rPr>
+        <w:tab/>
+      </w:r>
+      <w:r>
+        <w:rPr>
+          <w:rFonts w:ascii="Arial" w:hAnsi="Arial" w:cs="Arial"/>
+        </w:rPr>
+        <w:t>Roman Catholic</w:t>
+      </w:r>
+    </w:p>
+    <w:p>
+      <w:pPr>
+        <w:spacing w:after="0" w:line="240" w:lineRule="auto"/>
+        <w:rPr>
+          <w:rFonts w:ascii="Arial" w:hAnsi="Arial" w:cs="Arial"/>
+        </w:rPr>
+      </w:pPr>
+    </w:p>
+    <w:p>
+      <w:pPr>
+        <w:spacing w:after="0" w:line="240" w:lineRule="auto"/>
+        <w:rPr>
+          <w:rFonts w:ascii="Arial" w:hAnsi="Arial" w:cs="Arial"/>
+          <w:b/>
+          <w:bCs/>
+        </w:rPr>
+      </w:pPr>
+      <w:r>
+        <w:rPr>
+          <w:rFonts w:ascii="Arial" w:hAnsi="Arial" w:cs="Arial"/>
+          <w:b/>
+          <w:bCs/>
+        </w:rPr>
         <w:t>EDUCATIONAL BACKGROUND</w:t>
       </w:r>
     </w:p>
@@ -811,7 +790,19 @@
         <w:rPr>
           <w:rFonts w:ascii="Arial" w:hAnsi="Arial" w:cs="Arial"/>
         </w:rPr>
-        <w:t xml:space="preserve">  2013 - 2019</w:t>
+        <w:t xml:space="preserve">  201</w:t>
+      </w:r>
+      <w:r>
+        <w:rPr>
+          <w:rFonts w:ascii="Arial" w:hAnsi="Arial" w:cs="Arial"/>
+        </w:rPr>
+        <w:t>4</w:t>
+      </w:r>
+      <w:r>
+        <w:rPr>
+          <w:rFonts w:ascii="Arial" w:hAnsi="Arial" w:cs="Arial"/>
+        </w:rPr>
+        <w:t xml:space="preserve"> - 2019</w:t>
       </w:r>
     </w:p>
     <w:p>
@@ -953,125 +944,3605 @@
         <w:rPr>
           <w:rFonts w:ascii="Arial" w:hAnsi="Arial" w:cs="Arial"/>
         </w:rPr>
-        <w:t>2025 With Honors</w:t>
-      </w:r>
-    </w:p>
-    <w:p>
-      <w:pPr>
-        <w:spacing w:after="0" w:line="240" w:lineRule="auto"/>
-        <w:rPr>
-          <w:rFonts w:ascii="Arial" w:hAnsi="Arial" w:cs="Arial"/>
-        </w:rPr>
-      </w:pPr>
-      <w:r>
-        <w:rPr>
-          <w:rFonts w:ascii="Arial" w:hAnsi="Arial" w:cs="Arial" w:hint="cs"/>
-        </w:rPr>
-        <w:t>‎</w:t>
-      </w:r>
-      <w:r>
-        <w:rPr>
-          <w:rFonts w:ascii="Arial" w:hAnsi="Arial" w:cs="Arial"/>
-        </w:rPr>
-        <w:t>2024 With Honors (1st to 4th Quarter)</w:t>
-      </w:r>
-    </w:p>
-    <w:p>
-      <w:pPr>
-        <w:spacing w:after="0" w:line="240" w:lineRule="auto"/>
-        <w:rPr>
-          <w:rFonts w:ascii="Arial" w:hAnsi="Arial" w:cs="Arial"/>
-        </w:rPr>
-      </w:pPr>
-      <w:r>
-        <w:rPr>
-          <w:rFonts w:ascii="Arial" w:hAnsi="Arial" w:cs="Arial"/>
-        </w:rPr>
-        <w:t xml:space="preserve">     Chant Making Champion School Based</w:t>
-      </w:r>
-    </w:p>
-    <w:p>
-      <w:pPr>
-        <w:spacing w:after="0" w:line="240" w:lineRule="auto"/>
-        <w:rPr>
-          <w:rFonts w:ascii="Arial" w:hAnsi="Arial" w:cs="Arial"/>
-        </w:rPr>
-      </w:pPr>
-      <w:r>
-        <w:rPr>
-          <w:rFonts w:ascii="Arial" w:hAnsi="Arial" w:cs="Arial" w:hint="cs"/>
-        </w:rPr>
-        <w:t>‎</w:t>
-      </w:r>
-      <w:r>
-        <w:rPr>
-          <w:rFonts w:ascii="Arial" w:hAnsi="Arial" w:cs="Arial"/>
-        </w:rPr>
-        <w:t>2023 Achiever (1st to 4th Quarter)</w:t>
-      </w:r>
-    </w:p>
-    <w:p>
-      <w:pPr>
-        <w:spacing w:after="0" w:line="240" w:lineRule="auto"/>
-        <w:rPr>
-          <w:rFonts w:ascii="Arial" w:hAnsi="Arial" w:cs="Arial"/>
-        </w:rPr>
-      </w:pPr>
-      <w:r>
-        <w:rPr>
-          <w:rFonts w:ascii="Arial" w:hAnsi="Arial" w:cs="Arial" w:hint="cs"/>
-        </w:rPr>
-        <w:t>‎</w:t>
-      </w:r>
-      <w:r>
-        <w:rPr>
-          <w:rFonts w:ascii="Arial" w:hAnsi="Arial" w:cs="Arial"/>
-        </w:rPr>
-        <w:t>2022 With Honors</w:t>
-      </w:r>
-    </w:p>
-    <w:p>
-      <w:pPr>
-        <w:spacing w:after="0" w:line="240" w:lineRule="auto"/>
-        <w:rPr>
-          <w:rFonts w:ascii="Arial" w:hAnsi="Arial" w:cs="Arial"/>
-        </w:rPr>
-      </w:pPr>
-      <w:r>
-        <w:rPr>
-          <w:rFonts w:ascii="Arial" w:hAnsi="Arial" w:cs="Arial" w:hint="cs"/>
-        </w:rPr>
-        <w:t>‎</w:t>
-      </w:r>
-      <w:r>
-        <w:rPr>
-          <w:rFonts w:ascii="Arial" w:hAnsi="Arial" w:cs="Arial"/>
-        </w:rPr>
-        <w:t>2021 Achiever</w:t>
-      </w:r>
-    </w:p>
-    <w:p>
-      <w:pPr>
-        <w:spacing w:after="0" w:line="240" w:lineRule="auto"/>
-        <w:rPr>
-          <w:rFonts w:ascii="Arial" w:hAnsi="Arial" w:cs="Arial"/>
-        </w:rPr>
-      </w:pPr>
-      <w:r>
-        <w:rPr>
-          <w:rFonts w:ascii="Arial" w:hAnsi="Arial" w:cs="Arial" w:hint="cs"/>
-        </w:rPr>
-        <w:t>‎</w:t>
-      </w:r>
-      <w:r>
-        <w:rPr>
-          <w:rFonts w:ascii="Arial" w:hAnsi="Arial" w:cs="Arial"/>
-        </w:rPr>
-        <w:t>2020 Achiever</w:t>
+        <w:t>2025</w:t>
+      </w:r>
+      <w:r>
+        <w:rPr>
+          <w:rFonts w:ascii="Arial" w:hAnsi="Arial" w:cs="Arial"/>
+        </w:rPr>
+        <w:tab/>
+      </w:r>
+      <w:r>
+        <w:rPr>
+          <w:rFonts w:ascii="Arial" w:hAnsi="Arial" w:cs="Arial"/>
+        </w:rPr>
+        <w:t>With Honors</w:t>
+      </w:r>
+    </w:p>
+    <w:p>
+      <w:pPr>
+        <w:spacing w:after="0" w:line="240" w:lineRule="auto"/>
+        <w:ind w:left="720" w:hanging="720"/>
+        <w:rPr>
+          <w:rFonts w:ascii="Arial" w:hAnsi="Arial" w:cs="Arial"/>
+        </w:rPr>
+      </w:pPr>
+      <w:r>
+        <w:rPr>
+          <w:rFonts w:ascii="Arial" w:hAnsi="Arial" w:cs="Arial" w:hint="cs"/>
+        </w:rPr>
+        <w:t>‎</w:t>
+      </w:r>
+      <w:r>
+        <w:rPr>
+          <w:rFonts w:ascii="Arial" w:hAnsi="Arial" w:cs="Arial"/>
+        </w:rPr>
+        <w:t>2024</w:t>
+      </w:r>
+      <w:r>
+        <w:rPr>
+          <w:rFonts w:ascii="Arial" w:hAnsi="Arial" w:cs="Arial"/>
+        </w:rPr>
+        <w:tab/>
+      </w:r>
+      <w:r>
+        <w:rPr>
+          <w:rFonts w:ascii="Arial" w:hAnsi="Arial" w:cs="Arial"/>
+        </w:rPr>
+        <w:t>With Honors (1st to 4th Quarter)</w:t>
+      </w:r>
+      <w:r>
+        <w:rPr>
+          <w:rFonts w:ascii="Arial" w:hAnsi="Arial" w:cs="Arial"/>
+        </w:rPr>
+        <w:br/>
+      </w:r>
+      <w:r>
+        <w:rPr>
+          <w:rFonts w:ascii="Arial" w:hAnsi="Arial" w:cs="Arial"/>
+        </w:rPr>
+        <w:t>Chant Making Champion School Based</w:t>
+      </w:r>
+    </w:p>
+    <w:p>
+      <w:pPr>
+        <w:spacing w:after="0" w:line="240" w:lineRule="auto"/>
+        <w:rPr>
+          <w:rFonts w:ascii="Arial" w:hAnsi="Arial" w:cs="Arial"/>
+        </w:rPr>
+      </w:pPr>
+      <w:r>
+        <w:rPr>
+          <w:rFonts w:ascii="Arial" w:hAnsi="Arial" w:cs="Arial" w:hint="cs"/>
+        </w:rPr>
+        <w:t>‎</w:t>
+      </w:r>
+      <w:r>
+        <w:rPr>
+          <w:rFonts w:ascii="Arial" w:hAnsi="Arial" w:cs="Arial"/>
+        </w:rPr>
+        <w:t xml:space="preserve">2023 </w:t>
+      </w:r>
+      <w:r>
+        <w:rPr>
+          <w:rFonts w:ascii="Arial" w:hAnsi="Arial" w:cs="Arial"/>
+        </w:rPr>
+        <w:tab/>
+      </w:r>
+      <w:r>
+        <w:rPr>
+          <w:rFonts w:ascii="Arial" w:hAnsi="Arial" w:cs="Arial"/>
+        </w:rPr>
+        <w:t>Achiever (1st to 4th Quarter)</w:t>
+      </w:r>
+    </w:p>
+    <w:p>
+      <w:pPr>
+        <w:spacing w:after="0" w:line="240" w:lineRule="auto"/>
+        <w:rPr>
+          <w:rFonts w:ascii="Arial" w:hAnsi="Arial" w:cs="Arial"/>
+        </w:rPr>
+      </w:pPr>
+      <w:r>
+        <w:rPr>
+          <w:rFonts w:ascii="Arial" w:hAnsi="Arial" w:cs="Arial" w:hint="cs"/>
+        </w:rPr>
+        <w:t>‎</w:t>
+      </w:r>
+      <w:r>
+        <w:rPr>
+          <w:rFonts w:ascii="Arial" w:hAnsi="Arial" w:cs="Arial"/>
+        </w:rPr>
+        <w:t xml:space="preserve">2022 </w:t>
+      </w:r>
+      <w:r>
+        <w:rPr>
+          <w:rFonts w:ascii="Arial" w:hAnsi="Arial" w:cs="Arial"/>
+        </w:rPr>
+        <w:tab/>
+      </w:r>
+      <w:r>
+        <w:rPr>
+          <w:rFonts w:ascii="Arial" w:hAnsi="Arial" w:cs="Arial"/>
+        </w:rPr>
+        <w:t>With Honors</w:t>
+      </w:r>
+    </w:p>
+    <w:p>
+      <w:pPr>
+        <w:spacing w:after="0" w:line="240" w:lineRule="auto"/>
+        <w:rPr>
+          <w:rFonts w:ascii="Arial" w:hAnsi="Arial" w:cs="Arial"/>
+        </w:rPr>
+      </w:pPr>
+      <w:r>
+        <w:rPr>
+          <w:rFonts w:ascii="Arial" w:hAnsi="Arial" w:cs="Arial" w:hint="cs"/>
+        </w:rPr>
+        <w:t>‎</w:t>
+      </w:r>
+      <w:r>
+        <w:rPr>
+          <w:rFonts w:ascii="Arial" w:hAnsi="Arial" w:cs="Arial"/>
+        </w:rPr>
+        <w:t xml:space="preserve">2021 </w:t>
+      </w:r>
+      <w:r>
+        <w:rPr>
+          <w:rFonts w:ascii="Arial" w:hAnsi="Arial" w:cs="Arial"/>
+        </w:rPr>
+        <w:tab/>
+      </w:r>
+      <w:r>
+        <w:rPr>
+          <w:rFonts w:ascii="Arial" w:hAnsi="Arial" w:cs="Arial"/>
+        </w:rPr>
+        <w:t>Achiever</w:t>
+      </w:r>
+    </w:p>
+    <w:p>
+      <w:pPr>
+        <w:spacing w:after="0" w:line="240" w:lineRule="auto"/>
+        <w:rPr>
+          <w:rFonts w:ascii="Arial" w:hAnsi="Arial" w:cs="Arial"/>
+        </w:rPr>
+      </w:pPr>
+      <w:r>
+        <w:rPr>
+          <w:rFonts w:ascii="Arial" w:hAnsi="Arial" w:cs="Arial" w:hint="cs"/>
+        </w:rPr>
+        <w:t>‎</w:t>
+      </w:r>
+      <w:r>
+        <w:rPr>
+          <w:rFonts w:ascii="Arial" w:hAnsi="Arial" w:cs="Arial"/>
+        </w:rPr>
+        <w:t xml:space="preserve">2020 </w:t>
+      </w:r>
+      <w:r>
+        <w:rPr>
+          <w:rFonts w:ascii="Arial" w:hAnsi="Arial" w:cs="Arial"/>
+        </w:rPr>
+        <w:tab/>
+      </w:r>
+      <w:r>
+        <w:rPr>
+          <w:rFonts w:ascii="Arial" w:hAnsi="Arial" w:cs="Arial"/>
+        </w:rPr>
+        <w:t>Achiever</w:t>
+      </w:r>
+    </w:p>
+    <w:p>
+      <w:pPr>
+        <w:spacing w:line="259" w:lineRule="auto"/>
+        <w:rPr>
+          <w:rFonts w:ascii="Arial" w:hAnsi="Arial" w:cs="Arial"/>
+        </w:rPr>
+      </w:pPr>
+      <w:r>
+        <w:rPr>
+          <w:rFonts w:ascii="Arial" w:hAnsi="Arial" w:cs="Arial"/>
+        </w:rPr>
+        <w:br w:type="page"/>
+      </w:r>
+    </w:p>
+    <w:p>
+      <w:pPr>
+        <w:spacing w:after="0" w:line="240" w:lineRule="auto"/>
+        <w:jc w:val="center"/>
+        <w:rPr>
+          <w:rFonts w:ascii="Arial" w:hAnsi="Arial" w:cs="Arial"/>
+          <w:b/>
+          <w:bCs/>
+        </w:rPr>
+      </w:pPr>
+      <w:r>
+        <w:rPr>
+          <w:rFonts w:ascii="Arial" w:hAnsi="Arial" w:cs="Arial"/>
+          <w:b/>
+          <w:bCs/>
+        </w:rPr>
+        <w:lastRenderedPageBreak/>
+        <w:t>(WIP) CURRICULUM VITAE</w:t>
+      </w:r>
+    </w:p>
+    <w:p>
+      <w:pPr>
+        <w:spacing w:after="0" w:line="240" w:lineRule="auto"/>
+        <w:jc w:val="center"/>
+        <w:rPr>
+          <w:rFonts w:ascii="Arial" w:hAnsi="Arial" w:cs="Arial"/>
+          <w:b/>
+          <w:bCs/>
+        </w:rPr>
+      </w:pPr>
+    </w:p>
+    <w:p>
+      <w:pPr>
+        <w:spacing w:after="0" w:line="240" w:lineRule="auto"/>
+        <w:rPr>
+          <w:rFonts w:ascii="Arial" w:hAnsi="Arial" w:cs="Arial"/>
+        </w:rPr>
+      </w:pPr>
+      <w:r>
+        <w:rPr>
+          <w:rFonts w:ascii="Arial" w:hAnsi="Arial" w:cs="Arial"/>
+          <w:b/>
+          <w:bCs/>
+        </w:rPr>
+        <w:t>LANDICHO, MARC PHILIP ARMADA</w:t>
+      </w:r>
+      <w:r>
+        <w:rPr>
+          <w:rFonts w:ascii="Arial" w:hAnsi="Arial" w:cs="Arial"/>
+        </w:rPr>
+        <w:br/>
+        <w:t>‎</w:t>
+      </w:r>
+      <w:proofErr w:type="spellStart"/>
+      <w:r>
+        <w:rPr>
+          <w:rFonts w:ascii="Arial" w:hAnsi="Arial" w:cs="Arial"/>
+        </w:rPr>
+        <w:t>Brgy</w:t>
+      </w:r>
+      <w:proofErr w:type="spellEnd"/>
+      <w:r>
+        <w:rPr>
+          <w:rFonts w:ascii="Arial" w:hAnsi="Arial" w:cs="Arial"/>
+        </w:rPr>
+        <w:t>.</w:t>
+      </w:r>
+      <w:r>
+        <w:rPr>
+          <w:rFonts w:ascii="Arial" w:hAnsi="Arial" w:cs="Arial"/>
+        </w:rPr>
+        <w:t xml:space="preserve"> IV</w:t>
+      </w:r>
+      <w:r>
+        <w:rPr>
+          <w:rFonts w:ascii="Arial" w:hAnsi="Arial" w:cs="Arial"/>
+        </w:rPr>
+        <w:t>, Santa Maria, Laguna</w:t>
+      </w:r>
+      <w:r>
+        <w:rPr>
+          <w:rFonts w:ascii="Arial" w:hAnsi="Arial" w:cs="Arial"/>
+        </w:rPr>
+        <w:br/>
+        <w:t>‎+63 9</w:t>
+      </w:r>
+      <w:r>
+        <w:rPr>
+          <w:rFonts w:ascii="Arial" w:hAnsi="Arial" w:cs="Arial"/>
+        </w:rPr>
+        <w:t>56 0550 608</w:t>
+      </w:r>
+      <w:r>
+        <w:rPr>
+          <w:rFonts w:ascii="Arial" w:hAnsi="Arial" w:cs="Arial"/>
+        </w:rPr>
+        <w:br/>
+        <w:t>‎</w:t>
+      </w:r>
+      <w:r>
+        <w:rPr>
+          <w:rFonts w:ascii="Arial" w:hAnsi="Arial" w:cs="Arial"/>
+        </w:rPr>
+        <w:t>philiparmada.landicho@gmail.com</w:t>
+      </w:r>
+    </w:p>
+    <w:p>
+      <w:pPr>
+        <w:spacing w:after="0" w:line="240" w:lineRule="auto"/>
+        <w:rPr>
+          <w:rFonts w:ascii="Arial" w:hAnsi="Arial" w:cs="Arial"/>
+        </w:rPr>
+      </w:pPr>
+      <w:r>
+        <w:rPr>
+          <w:rFonts w:ascii="Arial" w:hAnsi="Arial" w:cs="Arial"/>
+        </w:rPr>
+        <w:t>calmbubbles.github.io</w:t>
+      </w:r>
+      <w:r>
+        <w:rPr>
+          <w:rFonts w:ascii="Arial" w:hAnsi="Arial" w:cs="Arial"/>
+        </w:rPr>
+        <w:br/>
+      </w:r>
+      <w:r>
+        <w:rPr>
+          <w:rFonts w:ascii="Arial" w:hAnsi="Arial" w:cs="Arial"/>
+        </w:rPr>
+        <w:br/>
+      </w:r>
+      <w:r>
+        <w:rPr>
+          <w:rFonts w:ascii="Arial" w:hAnsi="Arial" w:cs="Arial"/>
+          <w:b/>
+          <w:bCs/>
+        </w:rPr>
+        <w:t>PERSONAL DATA</w:t>
+      </w:r>
+    </w:p>
+    <w:p>
+      <w:pPr>
+        <w:spacing w:after="0" w:line="240" w:lineRule="auto"/>
+        <w:rPr>
+          <w:rFonts w:ascii="Arial" w:hAnsi="Arial" w:cs="Arial"/>
+        </w:rPr>
+      </w:pPr>
+      <w:r>
+        <w:rPr>
+          <w:rFonts w:ascii="Arial" w:hAnsi="Arial" w:cs="Arial" w:hint="cs"/>
+        </w:rPr>
+        <w:t>‎</w:t>
+      </w:r>
+      <w:r>
+        <w:rPr>
+          <w:rFonts w:ascii="Arial" w:hAnsi="Arial" w:cs="Arial"/>
+        </w:rPr>
+        <w:t>Date of Birth</w:t>
+      </w:r>
+      <w:r>
+        <w:rPr>
+          <w:rFonts w:ascii="Arial" w:hAnsi="Arial" w:cs="Arial"/>
+        </w:rPr>
+        <w:tab/>
+      </w:r>
+      <w:r>
+        <w:rPr>
+          <w:rFonts w:ascii="Arial" w:hAnsi="Arial" w:cs="Arial"/>
+        </w:rPr>
+        <w:tab/>
+      </w:r>
+      <w:r>
+        <w:rPr>
+          <w:rFonts w:ascii="Arial" w:hAnsi="Arial" w:cs="Arial"/>
+        </w:rPr>
+        <w:t xml:space="preserve">: </w:t>
+      </w:r>
+      <w:r>
+        <w:rPr>
+          <w:rFonts w:ascii="Arial" w:hAnsi="Arial" w:cs="Arial"/>
+        </w:rPr>
+        <w:tab/>
+      </w:r>
+      <w:r>
+        <w:rPr>
+          <w:rFonts w:ascii="Arial" w:hAnsi="Arial" w:cs="Arial"/>
+        </w:rPr>
+        <w:t>May 6, 2008</w:t>
+      </w:r>
+    </w:p>
+    <w:p>
+      <w:pPr>
+        <w:spacing w:after="0" w:line="240" w:lineRule="auto"/>
+        <w:rPr>
+          <w:rFonts w:ascii="Arial" w:hAnsi="Arial" w:cs="Arial"/>
+        </w:rPr>
+      </w:pPr>
+      <w:r>
+        <w:rPr>
+          <w:rFonts w:ascii="Arial" w:hAnsi="Arial" w:cs="Arial" w:hint="cs"/>
+        </w:rPr>
+        <w:t>‎</w:t>
+      </w:r>
+      <w:r>
+        <w:rPr>
+          <w:rFonts w:ascii="Arial" w:hAnsi="Arial" w:cs="Arial"/>
+        </w:rPr>
+        <w:t>Place of Birth</w:t>
+      </w:r>
+      <w:r>
+        <w:rPr>
+          <w:rFonts w:ascii="Arial" w:hAnsi="Arial" w:cs="Arial"/>
+        </w:rPr>
+        <w:tab/>
+      </w:r>
+      <w:r>
+        <w:rPr>
+          <w:rFonts w:ascii="Arial" w:hAnsi="Arial" w:cs="Arial"/>
+        </w:rPr>
+        <w:tab/>
+      </w:r>
+      <w:r>
+        <w:rPr>
+          <w:rFonts w:ascii="Arial" w:hAnsi="Arial" w:cs="Arial"/>
+        </w:rPr>
+        <w:t xml:space="preserve">: </w:t>
+      </w:r>
+      <w:r>
+        <w:rPr>
+          <w:rFonts w:ascii="Arial" w:hAnsi="Arial" w:cs="Arial"/>
+        </w:rPr>
+        <w:tab/>
+      </w:r>
+      <w:r>
+        <w:rPr>
+          <w:rFonts w:ascii="Arial" w:hAnsi="Arial" w:cs="Arial"/>
+        </w:rPr>
+        <w:t xml:space="preserve">Sta. Maria, Laguna </w:t>
+      </w:r>
+    </w:p>
+    <w:p>
+      <w:pPr>
+        <w:spacing w:after="0" w:line="240" w:lineRule="auto"/>
+        <w:rPr>
+          <w:rFonts w:ascii="Arial" w:hAnsi="Arial" w:cs="Arial"/>
+        </w:rPr>
+      </w:pPr>
+      <w:r>
+        <w:rPr>
+          <w:rFonts w:ascii="Arial" w:hAnsi="Arial" w:cs="Arial" w:hint="cs"/>
+        </w:rPr>
+        <w:t>‎</w:t>
+      </w:r>
+      <w:r>
+        <w:rPr>
+          <w:rFonts w:ascii="Arial" w:hAnsi="Arial" w:cs="Arial"/>
+        </w:rPr>
+        <w:t>Age</w:t>
+      </w:r>
+      <w:r>
+        <w:rPr>
+          <w:rFonts w:ascii="Arial" w:hAnsi="Arial" w:cs="Arial"/>
+        </w:rPr>
+        <w:tab/>
+      </w:r>
+      <w:r>
+        <w:rPr>
+          <w:rFonts w:ascii="Arial" w:hAnsi="Arial" w:cs="Arial"/>
+        </w:rPr>
+        <w:tab/>
+      </w:r>
+      <w:r>
+        <w:rPr>
+          <w:rFonts w:ascii="Arial" w:hAnsi="Arial" w:cs="Arial"/>
+        </w:rPr>
+        <w:tab/>
+      </w:r>
+      <w:r>
+        <w:rPr>
+          <w:rFonts w:ascii="Arial" w:hAnsi="Arial" w:cs="Arial"/>
+        </w:rPr>
+        <w:t>:</w:t>
+      </w:r>
+      <w:r>
+        <w:rPr>
+          <w:rFonts w:ascii="Arial" w:hAnsi="Arial" w:cs="Arial"/>
+        </w:rPr>
+        <w:tab/>
+      </w:r>
+      <w:r>
+        <w:rPr>
+          <w:rFonts w:ascii="Arial" w:hAnsi="Arial" w:cs="Arial"/>
+        </w:rPr>
+        <w:t>17</w:t>
+      </w:r>
+    </w:p>
+    <w:p>
+      <w:pPr>
+        <w:spacing w:after="0" w:line="240" w:lineRule="auto"/>
+        <w:rPr>
+          <w:rFonts w:ascii="Arial" w:hAnsi="Arial" w:cs="Arial"/>
+        </w:rPr>
+      </w:pPr>
+      <w:r>
+        <w:rPr>
+          <w:rFonts w:ascii="Arial" w:hAnsi="Arial" w:cs="Arial" w:hint="cs"/>
+        </w:rPr>
+        <w:t>‎</w:t>
+      </w:r>
+      <w:r>
+        <w:rPr>
+          <w:rFonts w:ascii="Arial" w:hAnsi="Arial" w:cs="Arial"/>
+        </w:rPr>
+        <w:t>Sex</w:t>
+      </w:r>
+      <w:r>
+        <w:rPr>
+          <w:rFonts w:ascii="Arial" w:hAnsi="Arial" w:cs="Arial"/>
+        </w:rPr>
+        <w:tab/>
+      </w:r>
+      <w:r>
+        <w:rPr>
+          <w:rFonts w:ascii="Arial" w:hAnsi="Arial" w:cs="Arial"/>
+        </w:rPr>
+        <w:tab/>
+      </w:r>
+      <w:r>
+        <w:rPr>
+          <w:rFonts w:ascii="Arial" w:hAnsi="Arial" w:cs="Arial"/>
+        </w:rPr>
+        <w:tab/>
+      </w:r>
+      <w:r>
+        <w:rPr>
+          <w:rFonts w:ascii="Arial" w:hAnsi="Arial" w:cs="Arial"/>
+        </w:rPr>
+        <w:t>:</w:t>
+      </w:r>
+      <w:r>
+        <w:rPr>
+          <w:rFonts w:ascii="Arial" w:hAnsi="Arial" w:cs="Arial"/>
+        </w:rPr>
+        <w:tab/>
+      </w:r>
+      <w:r>
+        <w:rPr>
+          <w:rFonts w:ascii="Arial" w:hAnsi="Arial" w:cs="Arial"/>
+        </w:rPr>
+        <w:t xml:space="preserve">Male </w:t>
+      </w:r>
+    </w:p>
+    <w:p>
+      <w:pPr>
+        <w:spacing w:after="0" w:line="240" w:lineRule="auto"/>
+        <w:rPr>
+          <w:rFonts w:ascii="Arial" w:hAnsi="Arial" w:cs="Arial"/>
+        </w:rPr>
+      </w:pPr>
+      <w:r>
+        <w:rPr>
+          <w:rFonts w:ascii="Arial" w:hAnsi="Arial" w:cs="Arial" w:hint="cs"/>
+        </w:rPr>
+        <w:t>‎</w:t>
+      </w:r>
+      <w:r>
+        <w:rPr>
+          <w:rFonts w:ascii="Arial" w:hAnsi="Arial" w:cs="Arial"/>
+        </w:rPr>
+        <w:t>Civil Status</w:t>
+      </w:r>
+      <w:r>
+        <w:rPr>
+          <w:rFonts w:ascii="Arial" w:hAnsi="Arial" w:cs="Arial"/>
+        </w:rPr>
+        <w:tab/>
+      </w:r>
+      <w:r>
+        <w:rPr>
+          <w:rFonts w:ascii="Arial" w:hAnsi="Arial" w:cs="Arial"/>
+        </w:rPr>
+        <w:tab/>
+      </w:r>
+      <w:r>
+        <w:rPr>
+          <w:rFonts w:ascii="Arial" w:hAnsi="Arial" w:cs="Arial"/>
+        </w:rPr>
+        <w:t xml:space="preserve">: </w:t>
+      </w:r>
+      <w:r>
+        <w:rPr>
+          <w:rFonts w:ascii="Arial" w:hAnsi="Arial" w:cs="Arial"/>
+        </w:rPr>
+        <w:tab/>
+      </w:r>
+      <w:r>
+        <w:rPr>
+          <w:rFonts w:ascii="Arial" w:hAnsi="Arial" w:cs="Arial"/>
+        </w:rPr>
+        <w:t>Single</w:t>
+      </w:r>
+    </w:p>
+    <w:p>
+      <w:pPr>
+        <w:spacing w:after="0" w:line="240" w:lineRule="auto"/>
+        <w:rPr>
+          <w:rFonts w:ascii="Arial" w:hAnsi="Arial" w:cs="Arial"/>
+        </w:rPr>
+      </w:pPr>
+      <w:r>
+        <w:rPr>
+          <w:rFonts w:ascii="Arial" w:hAnsi="Arial" w:cs="Arial" w:hint="cs"/>
+        </w:rPr>
+        <w:t>‎</w:t>
+      </w:r>
+      <w:r>
+        <w:rPr>
+          <w:rFonts w:ascii="Arial" w:hAnsi="Arial" w:cs="Arial"/>
+        </w:rPr>
+        <w:t>Nationality</w:t>
+      </w:r>
+      <w:r>
+        <w:rPr>
+          <w:rFonts w:ascii="Arial" w:hAnsi="Arial" w:cs="Arial"/>
+        </w:rPr>
+        <w:tab/>
+      </w:r>
+      <w:r>
+        <w:rPr>
+          <w:rFonts w:ascii="Arial" w:hAnsi="Arial" w:cs="Arial"/>
+        </w:rPr>
+        <w:tab/>
+      </w:r>
+      <w:r>
+        <w:rPr>
+          <w:rFonts w:ascii="Arial" w:hAnsi="Arial" w:cs="Arial"/>
+        </w:rPr>
+        <w:t xml:space="preserve">: </w:t>
+      </w:r>
+      <w:r>
+        <w:rPr>
+          <w:rFonts w:ascii="Arial" w:hAnsi="Arial" w:cs="Arial"/>
+        </w:rPr>
+        <w:tab/>
+      </w:r>
+      <w:r>
+        <w:rPr>
+          <w:rFonts w:ascii="Arial" w:hAnsi="Arial" w:cs="Arial"/>
+        </w:rPr>
+        <w:t>Filipino</w:t>
+      </w:r>
+    </w:p>
+    <w:p>
+      <w:pPr>
+        <w:spacing w:after="0" w:line="240" w:lineRule="auto"/>
+        <w:rPr>
+          <w:rFonts w:ascii="Arial" w:hAnsi="Arial" w:cs="Arial"/>
+        </w:rPr>
+      </w:pPr>
+      <w:r>
+        <w:rPr>
+          <w:rFonts w:ascii="Arial" w:hAnsi="Arial" w:cs="Arial" w:hint="cs"/>
+        </w:rPr>
+        <w:t>‎</w:t>
+      </w:r>
+      <w:r>
+        <w:rPr>
+          <w:rFonts w:ascii="Arial" w:hAnsi="Arial" w:cs="Arial"/>
+        </w:rPr>
+        <w:t>Religion</w:t>
+      </w:r>
+      <w:r>
+        <w:rPr>
+          <w:rFonts w:ascii="Arial" w:hAnsi="Arial" w:cs="Arial"/>
+        </w:rPr>
+        <w:tab/>
+      </w:r>
+      <w:r>
+        <w:rPr>
+          <w:rFonts w:ascii="Arial" w:hAnsi="Arial" w:cs="Arial"/>
+        </w:rPr>
+        <w:tab/>
+      </w:r>
+      <w:r>
+        <w:rPr>
+          <w:rFonts w:ascii="Arial" w:hAnsi="Arial" w:cs="Arial"/>
+        </w:rPr>
+        <w:t xml:space="preserve">: </w:t>
+      </w:r>
+      <w:r>
+        <w:rPr>
+          <w:rFonts w:ascii="Arial" w:hAnsi="Arial" w:cs="Arial"/>
+        </w:rPr>
+        <w:tab/>
+      </w:r>
+      <w:r>
+        <w:rPr>
+          <w:rFonts w:ascii="Arial" w:hAnsi="Arial" w:cs="Arial"/>
+        </w:rPr>
+        <w:t>Roman Catholic</w:t>
+      </w:r>
+    </w:p>
+    <w:p>
+      <w:pPr>
+        <w:spacing w:after="0" w:line="240" w:lineRule="auto"/>
+        <w:rPr>
+          <w:rFonts w:ascii="Arial" w:hAnsi="Arial" w:cs="Arial"/>
+        </w:rPr>
+      </w:pPr>
+    </w:p>
+    <w:p>
+      <w:pPr>
+        <w:spacing w:after="0" w:line="240" w:lineRule="auto"/>
+        <w:rPr>
+          <w:rFonts w:ascii="Arial" w:hAnsi="Arial" w:cs="Arial"/>
+          <w:b/>
+          <w:bCs/>
+        </w:rPr>
+      </w:pPr>
+      <w:r>
+        <w:rPr>
+          <w:rFonts w:ascii="Arial" w:hAnsi="Arial" w:cs="Arial"/>
+          <w:b/>
+          <w:bCs/>
+        </w:rPr>
+        <w:t>EDUCATIONAL BACKGROUND</w:t>
+      </w:r>
+    </w:p>
+    <w:p>
+      <w:pPr>
+        <w:spacing w:after="0" w:line="240" w:lineRule="auto"/>
+        <w:rPr>
+          <w:rFonts w:ascii="Arial" w:hAnsi="Arial" w:cs="Arial"/>
+        </w:rPr>
+      </w:pPr>
+      <w:r>
+        <w:rPr>
+          <w:rFonts w:ascii="Arial" w:hAnsi="Arial" w:cs="Arial" w:hint="cs"/>
+        </w:rPr>
+        <w:t>‎</w:t>
+      </w:r>
+      <w:r>
+        <w:rPr>
+          <w:rFonts w:ascii="Arial" w:hAnsi="Arial" w:cs="Arial"/>
+        </w:rPr>
+        <w:t>Secondary</w:t>
+      </w:r>
+    </w:p>
+    <w:p>
+      <w:pPr>
+        <w:spacing w:after="0" w:line="240" w:lineRule="auto"/>
+        <w:rPr>
+          <w:rFonts w:ascii="Arial" w:hAnsi="Arial" w:cs="Arial"/>
+        </w:rPr>
+      </w:pPr>
+      <w:proofErr w:type="gramStart"/>
+      <w:r>
+        <w:rPr>
+          <w:rFonts w:ascii="Arial" w:hAnsi="Arial" w:cs="Arial" w:hint="cs"/>
+        </w:rPr>
+        <w:t>‎</w:t>
+      </w:r>
+      <w:r>
+        <w:rPr>
+          <w:rFonts w:ascii="Arial" w:hAnsi="Arial" w:cs="Arial"/>
+        </w:rPr>
+        <w:t xml:space="preserve">  Senior</w:t>
+      </w:r>
+      <w:proofErr w:type="gramEnd"/>
+      <w:r>
+        <w:rPr>
+          <w:rFonts w:ascii="Arial" w:hAnsi="Arial" w:cs="Arial"/>
+        </w:rPr>
+        <w:t xml:space="preserve"> High School</w:t>
+      </w:r>
+    </w:p>
+    <w:p>
+      <w:pPr>
+        <w:spacing w:after="0" w:line="240" w:lineRule="auto"/>
+        <w:rPr>
+          <w:rFonts w:ascii="Arial" w:hAnsi="Arial" w:cs="Arial"/>
+        </w:rPr>
+      </w:pPr>
+      <w:r>
+        <w:rPr>
+          <w:rFonts w:ascii="Arial" w:hAnsi="Arial" w:cs="Arial"/>
+        </w:rPr>
+        <w:t xml:space="preserve">    2024 - 2026</w:t>
+      </w:r>
+    </w:p>
+    <w:p>
+      <w:pPr>
+        <w:spacing w:after="0" w:line="240" w:lineRule="auto"/>
+        <w:rPr>
+          <w:rFonts w:ascii="Arial" w:hAnsi="Arial" w:cs="Arial"/>
+        </w:rPr>
+      </w:pPr>
+      <w:r>
+        <w:rPr>
+          <w:rFonts w:ascii="Arial" w:hAnsi="Arial" w:cs="Arial"/>
+        </w:rPr>
+        <w:t xml:space="preserve">    Sta. Maria Integrated High School</w:t>
+      </w:r>
+    </w:p>
+    <w:p>
+      <w:pPr>
+        <w:spacing w:after="0" w:line="240" w:lineRule="auto"/>
+        <w:rPr>
+          <w:rFonts w:ascii="Arial" w:hAnsi="Arial" w:cs="Arial"/>
+        </w:rPr>
+      </w:pPr>
+      <w:r>
+        <w:rPr>
+          <w:rFonts w:ascii="Arial" w:hAnsi="Arial" w:cs="Arial" w:hint="cs"/>
+        </w:rPr>
+        <w:t>‎</w:t>
+      </w:r>
+      <w:r>
+        <w:rPr>
+          <w:rFonts w:ascii="Arial" w:hAnsi="Arial" w:cs="Arial"/>
+        </w:rPr>
+        <w:t xml:space="preserve">    Santa Maria, Laguna</w:t>
+      </w:r>
+    </w:p>
+    <w:p>
+      <w:pPr>
+        <w:spacing w:after="0" w:line="240" w:lineRule="auto"/>
+        <w:rPr>
+          <w:rFonts w:ascii="Arial" w:hAnsi="Arial" w:cs="Arial"/>
+        </w:rPr>
+      </w:pPr>
+      <w:r>
+        <w:rPr>
+          <w:rFonts w:ascii="Arial" w:hAnsi="Arial" w:cs="Arial" w:hint="cs"/>
+        </w:rPr>
+        <w:t>‎</w:t>
+      </w:r>
+      <w:r>
+        <w:rPr>
+          <w:rFonts w:ascii="Arial" w:hAnsi="Arial" w:cs="Arial"/>
+        </w:rPr>
+        <w:t xml:space="preserve">    Academic Track - Science, Technology, Engineering and Mathematics</w:t>
+      </w:r>
+    </w:p>
+    <w:p>
+      <w:pPr>
+        <w:spacing w:after="0" w:line="240" w:lineRule="auto"/>
+        <w:rPr>
+          <w:rFonts w:ascii="Arial" w:hAnsi="Arial" w:cs="Arial"/>
+        </w:rPr>
+      </w:pPr>
+      <w:r>
+        <w:rPr>
+          <w:rFonts w:ascii="Arial" w:hAnsi="Arial" w:cs="Arial" w:hint="cs"/>
+        </w:rPr>
+        <w:t>‎</w:t>
+      </w:r>
+      <w:r>
+        <w:rPr>
+          <w:rFonts w:ascii="Arial" w:hAnsi="Arial" w:cs="Arial"/>
+        </w:rPr>
+        <w:t xml:space="preserve">  </w:t>
+      </w:r>
+    </w:p>
+    <w:p>
+      <w:pPr>
+        <w:spacing w:after="0" w:line="240" w:lineRule="auto"/>
+        <w:rPr>
+          <w:rFonts w:ascii="Arial" w:hAnsi="Arial" w:cs="Arial"/>
+        </w:rPr>
+      </w:pPr>
+      <w:proofErr w:type="gramStart"/>
+      <w:r>
+        <w:rPr>
+          <w:rFonts w:ascii="Arial" w:hAnsi="Arial" w:cs="Arial" w:hint="cs"/>
+        </w:rPr>
+        <w:t>‎</w:t>
+      </w:r>
+      <w:r>
+        <w:rPr>
+          <w:rFonts w:ascii="Arial" w:hAnsi="Arial" w:cs="Arial"/>
+        </w:rPr>
+        <w:t xml:space="preserve">  Junior</w:t>
+      </w:r>
+      <w:proofErr w:type="gramEnd"/>
+      <w:r>
+        <w:rPr>
+          <w:rFonts w:ascii="Arial" w:hAnsi="Arial" w:cs="Arial"/>
+        </w:rPr>
+        <w:t xml:space="preserve"> High School</w:t>
+      </w:r>
+    </w:p>
+    <w:p>
+      <w:pPr>
+        <w:spacing w:after="0" w:line="240" w:lineRule="auto"/>
+        <w:rPr>
+          <w:rFonts w:ascii="Arial" w:hAnsi="Arial" w:cs="Arial"/>
+        </w:rPr>
+      </w:pPr>
+      <w:r>
+        <w:rPr>
+          <w:rFonts w:ascii="Arial" w:hAnsi="Arial" w:cs="Arial" w:hint="cs"/>
+        </w:rPr>
+        <w:t>‎</w:t>
+      </w:r>
+      <w:r>
+        <w:rPr>
+          <w:rFonts w:ascii="Arial" w:hAnsi="Arial" w:cs="Arial"/>
+        </w:rPr>
+        <w:t xml:space="preserve">    2020 - 2024</w:t>
+      </w:r>
+    </w:p>
+    <w:p>
+      <w:pPr>
+        <w:spacing w:after="0" w:line="240" w:lineRule="auto"/>
+        <w:rPr>
+          <w:rFonts w:ascii="Arial" w:hAnsi="Arial" w:cs="Arial"/>
+        </w:rPr>
+      </w:pPr>
+      <w:r>
+        <w:rPr>
+          <w:rFonts w:ascii="Arial" w:hAnsi="Arial" w:cs="Arial"/>
+        </w:rPr>
+        <w:t xml:space="preserve">    Sta. Maria Integrated High School</w:t>
+      </w:r>
+    </w:p>
+    <w:p>
+      <w:pPr>
+        <w:spacing w:after="0" w:line="240" w:lineRule="auto"/>
+        <w:rPr>
+          <w:rFonts w:ascii="Arial" w:hAnsi="Arial" w:cs="Arial"/>
+        </w:rPr>
+      </w:pPr>
+      <w:r>
+        <w:rPr>
+          <w:rFonts w:ascii="Arial" w:hAnsi="Arial" w:cs="Arial" w:hint="cs"/>
+        </w:rPr>
+        <w:t>‎</w:t>
+      </w:r>
+      <w:r>
+        <w:rPr>
+          <w:rFonts w:ascii="Arial" w:hAnsi="Arial" w:cs="Arial"/>
+        </w:rPr>
+        <w:t xml:space="preserve">    Santa Maria, Laguna</w:t>
+      </w:r>
+    </w:p>
+    <w:p>
+      <w:pPr>
+        <w:spacing w:after="0" w:line="240" w:lineRule="auto"/>
+        <w:rPr>
+          <w:rFonts w:ascii="Arial" w:hAnsi="Arial" w:cs="Arial"/>
+        </w:rPr>
+      </w:pPr>
+      <w:r>
+        <w:rPr>
+          <w:rFonts w:ascii="Arial" w:hAnsi="Arial" w:cs="Arial" w:hint="cs"/>
+        </w:rPr>
+        <w:t>‎</w:t>
+      </w:r>
+    </w:p>
+    <w:p>
+      <w:pPr>
+        <w:spacing w:after="0" w:line="240" w:lineRule="auto"/>
+        <w:rPr>
+          <w:rFonts w:ascii="Arial" w:hAnsi="Arial" w:cs="Arial"/>
+        </w:rPr>
+      </w:pPr>
+      <w:r>
+        <w:rPr>
+          <w:rFonts w:ascii="Arial" w:hAnsi="Arial" w:cs="Arial" w:hint="cs"/>
+        </w:rPr>
+        <w:t>‎</w:t>
+      </w:r>
+      <w:r>
+        <w:rPr>
+          <w:rFonts w:ascii="Arial" w:hAnsi="Arial" w:cs="Arial"/>
+        </w:rPr>
+        <w:t>Primary</w:t>
+      </w:r>
+    </w:p>
+    <w:p>
+      <w:pPr>
+        <w:spacing w:after="0" w:line="240" w:lineRule="auto"/>
+        <w:rPr>
+          <w:rFonts w:ascii="Arial" w:hAnsi="Arial" w:cs="Arial"/>
+        </w:rPr>
+      </w:pPr>
+      <w:r>
+        <w:rPr>
+          <w:rFonts w:ascii="Arial" w:hAnsi="Arial" w:cs="Arial"/>
+        </w:rPr>
+        <w:t xml:space="preserve">  201</w:t>
+      </w:r>
+      <w:r>
+        <w:rPr>
+          <w:rFonts w:ascii="Arial" w:hAnsi="Arial" w:cs="Arial"/>
+        </w:rPr>
+        <w:t>4</w:t>
+      </w:r>
+      <w:r>
+        <w:rPr>
+          <w:rFonts w:ascii="Arial" w:hAnsi="Arial" w:cs="Arial"/>
+        </w:rPr>
+        <w:t xml:space="preserve"> - 20</w:t>
+      </w:r>
+      <w:r>
+        <w:rPr>
+          <w:rFonts w:ascii="Arial" w:hAnsi="Arial" w:cs="Arial"/>
+        </w:rPr>
+        <w:t>20</w:t>
+      </w:r>
+    </w:p>
+    <w:p>
+      <w:pPr>
+        <w:spacing w:after="0" w:line="240" w:lineRule="auto"/>
+        <w:rPr>
+          <w:rFonts w:ascii="Arial" w:hAnsi="Arial" w:cs="Arial"/>
+        </w:rPr>
+      </w:pPr>
+      <w:proofErr w:type="gramStart"/>
+      <w:r>
+        <w:rPr>
+          <w:rFonts w:ascii="Arial" w:hAnsi="Arial" w:cs="Arial" w:hint="cs"/>
+        </w:rPr>
+        <w:t>‎</w:t>
+      </w:r>
+      <w:r>
+        <w:rPr>
+          <w:rFonts w:ascii="Arial" w:hAnsi="Arial" w:cs="Arial"/>
+        </w:rPr>
+        <w:t xml:space="preserve">  </w:t>
+      </w:r>
+      <w:r>
+        <w:rPr>
+          <w:rFonts w:ascii="Arial" w:hAnsi="Arial" w:cs="Arial"/>
+        </w:rPr>
+        <w:t>Santa</w:t>
+      </w:r>
+      <w:proofErr w:type="gramEnd"/>
+      <w:r>
+        <w:rPr>
+          <w:rFonts w:ascii="Arial" w:hAnsi="Arial" w:cs="Arial"/>
+        </w:rPr>
+        <w:t xml:space="preserve"> Maria</w:t>
+      </w:r>
+      <w:r>
+        <w:rPr>
+          <w:rFonts w:ascii="Arial" w:hAnsi="Arial" w:cs="Arial"/>
+        </w:rPr>
+        <w:t xml:space="preserve"> Elementary School </w:t>
+      </w:r>
+    </w:p>
+    <w:p>
+      <w:pPr>
+        <w:spacing w:after="0" w:line="240" w:lineRule="auto"/>
+        <w:rPr>
+          <w:rFonts w:ascii="Arial" w:hAnsi="Arial" w:cs="Arial"/>
+        </w:rPr>
+      </w:pPr>
+      <w:proofErr w:type="gramStart"/>
+      <w:r>
+        <w:rPr>
+          <w:rFonts w:ascii="Arial" w:hAnsi="Arial" w:cs="Arial" w:hint="cs"/>
+        </w:rPr>
+        <w:t>‎</w:t>
+      </w:r>
+      <w:r>
+        <w:rPr>
+          <w:rFonts w:ascii="Arial" w:hAnsi="Arial" w:cs="Arial"/>
+        </w:rPr>
+        <w:t xml:space="preserve"> </w:t>
+      </w:r>
+      <w:r>
+        <w:rPr>
+          <w:rFonts w:ascii="Arial" w:hAnsi="Arial" w:cs="Arial"/>
+        </w:rPr>
+        <w:t xml:space="preserve"> </w:t>
+      </w:r>
+      <w:r>
+        <w:rPr>
+          <w:rFonts w:ascii="Arial" w:hAnsi="Arial" w:cs="Arial"/>
+        </w:rPr>
+        <w:t>Santa</w:t>
+      </w:r>
+      <w:proofErr w:type="gramEnd"/>
+      <w:r>
+        <w:rPr>
+          <w:rFonts w:ascii="Arial" w:hAnsi="Arial" w:cs="Arial"/>
+        </w:rPr>
+        <w:t xml:space="preserve"> Maria, Laguna</w:t>
+      </w:r>
+    </w:p>
+    <w:p>
+      <w:pPr>
+        <w:spacing w:after="0" w:line="240" w:lineRule="auto"/>
+        <w:rPr>
+          <w:rFonts w:ascii="Arial" w:hAnsi="Arial" w:cs="Arial"/>
+        </w:rPr>
+      </w:pPr>
+    </w:p>
+    <w:p>
+      <w:pPr>
+        <w:spacing w:after="0" w:line="240" w:lineRule="auto"/>
+        <w:rPr>
+          <w:rFonts w:ascii="Arial" w:hAnsi="Arial" w:cs="Arial"/>
+          <w:b/>
+          <w:bCs/>
+        </w:rPr>
+      </w:pPr>
+      <w:r>
+        <w:rPr>
+          <w:rFonts w:ascii="Arial" w:hAnsi="Arial" w:cs="Arial" w:hint="cs"/>
+        </w:rPr>
+        <w:t>‎</w:t>
+      </w:r>
+      <w:r>
+        <w:rPr>
+          <w:rFonts w:ascii="Arial" w:hAnsi="Arial" w:cs="Arial"/>
+          <w:b/>
+          <w:bCs/>
+        </w:rPr>
+        <w:t>A</w:t>
+      </w:r>
+      <w:r>
+        <w:rPr>
+          <w:rFonts w:ascii="Arial" w:hAnsi="Arial" w:cs="Arial"/>
+          <w:b/>
+          <w:bCs/>
+        </w:rPr>
+        <w:t>FILLIATIONS</w:t>
+      </w:r>
+    </w:p>
+    <w:p>
+      <w:pPr>
+        <w:spacing w:after="0" w:line="240" w:lineRule="auto"/>
+        <w:rPr>
+          <w:rFonts w:ascii="Arial" w:hAnsi="Arial" w:cs="Arial"/>
+        </w:rPr>
+      </w:pPr>
+      <w:proofErr w:type="gramStart"/>
+      <w:r>
+        <w:rPr>
+          <w:rFonts w:ascii="Arial" w:hAnsi="Arial" w:cs="Arial"/>
+        </w:rPr>
+        <w:t>Whfgjkl;</w:t>
+      </w:r>
+      <w:proofErr w:type="gramEnd"/>
+    </w:p>
+    <w:p>
+      <w:pPr>
+        <w:spacing w:line="259" w:lineRule="auto"/>
+        <w:rPr>
+          <w:rFonts w:ascii="Arial" w:hAnsi="Arial" w:cs="Arial"/>
+        </w:rPr>
+      </w:pPr>
+      <w:r>
+        <w:rPr>
+          <w:rFonts w:ascii="Arial" w:hAnsi="Arial" w:cs="Arial"/>
+        </w:rPr>
+        <w:br w:type="page"/>
+      </w:r>
+    </w:p>
+    <w:p>
+      <w:pPr>
+        <w:spacing w:after="0" w:line="240" w:lineRule="auto"/>
+        <w:jc w:val="center"/>
+        <w:rPr>
+          <w:rFonts w:ascii="Arial" w:hAnsi="Arial" w:cs="Arial"/>
+          <w:b/>
+          <w:bCs/>
+        </w:rPr>
+      </w:pPr>
+      <w:r>
+        <w:rPr>
+          <w:rFonts w:ascii="Arial" w:hAnsi="Arial" w:cs="Arial"/>
+          <w:b/>
+          <w:bCs/>
+        </w:rPr>
+        <w:lastRenderedPageBreak/>
+        <w:t>CURRICULUM VITAE</w:t>
+      </w:r>
+    </w:p>
+    <w:p>
+      <w:pPr>
+        <w:spacing w:after="0" w:line="240" w:lineRule="auto"/>
+        <w:jc w:val="center"/>
+        <w:rPr>
+          <w:rFonts w:ascii="Arial" w:hAnsi="Arial" w:cs="Arial"/>
+          <w:b/>
+          <w:bCs/>
+        </w:rPr>
+      </w:pPr>
+    </w:p>
+    <w:p>
+      <w:pPr>
+        <w:spacing w:after="0" w:line="240" w:lineRule="auto"/>
+        <w:rPr>
+          <w:rFonts w:ascii="Arial" w:hAnsi="Arial" w:cs="Arial"/>
+        </w:rPr>
+      </w:pPr>
+      <w:r>
+        <w:rPr>
+          <w:rFonts w:ascii="Arial" w:hAnsi="Arial" w:cs="Arial"/>
+          <w:noProof/>
+        </w:rPr>
+        <w:drawing>
+          <wp:anchor distT="0" distB="0" distL="114300" distR="114300" simplePos="0" relativeHeight="251658240" behindDoc="0" locked="0" layoutInCell="1" allowOverlap="1" wp14:anchorId="0B63C24A" wp14:editId="754E82E2">
+            <wp:simplePos x="0" y="0"/>
+            <wp:positionH relativeFrom="margin">
+              <wp:align>right</wp:align>
+            </wp:positionH>
+            <wp:positionV relativeFrom="paragraph">
+              <wp:posOffset>27256</wp:posOffset>
+            </wp:positionV>
+            <wp:extent cx="1545336" cy="1545336"/>
+            <wp:effectExtent l="19050" t="19050" r="17145" b="17145"/>
+            <wp:wrapNone/>
+            <wp:docPr id="1019931074" name="Picture 1"/>
+            <wp:cNvGraphicFramePr>
+              <a:graphicFrameLocks xmlns:a="http://schemas.openxmlformats.org/drawingml/2006/main" noChangeAspect="1"/>
+            </wp:cNvGraphicFramePr>
+            <a:graphic xmlns:a="http://schemas.openxmlformats.org/drawingml/2006/main">
+              <a:graphicData uri="http://schemas.openxmlformats.org/drawingml/2006/picture">
+                <pic:pic xmlns:pic="http://schemas.openxmlformats.org/drawingml/2006/picture">
+                  <pic:nvPicPr>
+                    <pic:cNvPr id="0" name="Picture 1"/>
+                    <pic:cNvPicPr>
+                      <a:picLocks noChangeAspect="1" noChangeArrowheads="1"/>
+                    </pic:cNvPicPr>
+                  </pic:nvPicPr>
+                  <pic:blipFill rotWithShape="1">
+                    <a:blip r:embed="rId8" cstate="print">
+                      <a:extLst>
+                        <a:ext uri="{28A0092B-C50C-407E-A947-70E740481C1C}">
+                          <a14:useLocalDpi xmlns:a14="http://schemas.microsoft.com/office/drawing/2010/main" val="0"/>
+                        </a:ext>
+                      </a:extLst>
+                    </a:blip>
+                    <a:srcRect l="10361" t="2892" r="7149" b="21617"/>
+                    <a:stretch>
+                      <a:fillRect/>
+                    </a:stretch>
+                  </pic:blipFill>
+                  <pic:spPr bwMode="auto">
+                    <a:xfrm>
+                      <a:off x="0" y="0"/>
+                      <a:ext cx="1545336" cy="1545336"/>
+                    </a:xfrm>
+                    <a:prstGeom prst="rect">
+                      <a:avLst/>
+                    </a:prstGeom>
+                    <a:noFill/>
+                    <a:ln w="19050" cap="flat" cmpd="sng" algn="ctr">
+                      <a:solidFill>
+                        <a:sysClr val="windowText" lastClr="000000"/>
+                      </a:solidFill>
+                      <a:prstDash val="solid"/>
+                      <a:round/>
+                      <a:headEnd type="none" w="med" len="med"/>
+                      <a:tailEnd type="none" w="med" len="med"/>
+                      <a:extLst>
+                        <a:ext uri="{C807C97D-BFC1-408E-A445-0C87EB9F89A2}">
+                          <ask:lineSketchStyleProps xmlns:ask="http://schemas.microsoft.com/office/drawing/2018/sketchyshapes" sd="0">
+                            <a:custGeom>
+                              <a:avLst/>
+                              <a:gdLst/>
+                              <a:ahLst/>
+                              <a:cxnLst/>
+                              <a:rect l="0" t="0" r="0" b="0"/>
+                              <a:pathLst/>
+                            </a:custGeom>
+                            <ask:type/>
+                          </ask:lineSketchStyleProps>
+                        </a:ext>
+                      </a:extLst>
+                    </a:ln>
+                    <a:extLst>
+                      <a:ext uri="{53640926-AAD7-44D8-BBD7-CCE9431645EC}">
+                        <a14:shadowObscured xmlns:a14="http://schemas.microsoft.com/office/drawing/2010/main"/>
+                      </a:ext>
+                    </a:extLst>
+                  </pic:spPr>
+                </pic:pic>
+              </a:graphicData>
+            </a:graphic>
+            <wp14:sizeRelH relativeFrom="page">
+              <wp14:pctWidth>0</wp14:pctWidth>
+            </wp14:sizeRelH>
+            <wp14:sizeRelV relativeFrom="page">
+              <wp14:pctHeight>0</wp14:pctHeight>
+            </wp14:sizeRelV>
+          </wp:anchor>
+        </w:drawing>
+      </w:r>
+      <w:r>
+        <w:rPr>
+          <w:rFonts w:ascii="Arial" w:hAnsi="Arial" w:cs="Arial"/>
+          <w:b/>
+          <w:bCs/>
+        </w:rPr>
+        <w:t>NAMUCO, RIANER JUSTIN OSTAN</w:t>
+      </w:r>
+      <w:r>
+        <w:rPr>
+          <w:rFonts w:ascii="Arial" w:hAnsi="Arial" w:cs="Arial"/>
+        </w:rPr>
+        <w:br/>
+        <w:t>‎</w:t>
+      </w:r>
+      <w:r>
+        <w:rPr>
+          <w:rFonts w:ascii="Arial" w:hAnsi="Arial" w:cs="Arial"/>
+        </w:rPr>
+        <w:t xml:space="preserve">Sitio Ibaba, </w:t>
+      </w:r>
+      <w:proofErr w:type="spellStart"/>
+      <w:r>
+        <w:rPr>
+          <w:rFonts w:ascii="Arial" w:hAnsi="Arial" w:cs="Arial"/>
+        </w:rPr>
+        <w:t>Brgy</w:t>
+      </w:r>
+      <w:proofErr w:type="spellEnd"/>
+      <w:r>
+        <w:rPr>
+          <w:rFonts w:ascii="Arial" w:hAnsi="Arial" w:cs="Arial"/>
+        </w:rPr>
+        <w:t xml:space="preserve">. </w:t>
+      </w:r>
+      <w:proofErr w:type="spellStart"/>
+      <w:r>
+        <w:rPr>
+          <w:rFonts w:ascii="Arial" w:hAnsi="Arial" w:cs="Arial"/>
+        </w:rPr>
+        <w:t>Nanguma</w:t>
+      </w:r>
+      <w:proofErr w:type="spellEnd"/>
+      <w:r>
+        <w:rPr>
+          <w:rFonts w:ascii="Arial" w:hAnsi="Arial" w:cs="Arial"/>
+        </w:rPr>
+        <w:t xml:space="preserve">, </w:t>
+      </w:r>
+      <w:proofErr w:type="spellStart"/>
+      <w:r>
+        <w:rPr>
+          <w:rFonts w:ascii="Arial" w:hAnsi="Arial" w:cs="Arial"/>
+        </w:rPr>
+        <w:t>Mabitac</w:t>
+      </w:r>
+      <w:proofErr w:type="spellEnd"/>
+      <w:r>
+        <w:rPr>
+          <w:rFonts w:ascii="Arial" w:hAnsi="Arial" w:cs="Arial"/>
+        </w:rPr>
+        <w:t>, Laguna</w:t>
+      </w:r>
+    </w:p>
+    <w:p>
+      <w:pPr>
+        <w:spacing w:after="0" w:line="240" w:lineRule="auto"/>
+        <w:rPr>
+          <w:rFonts w:ascii="Arial" w:hAnsi="Arial" w:cs="Arial"/>
+        </w:rPr>
+      </w:pPr>
+      <w:r>
+        <w:rPr>
+          <w:rFonts w:ascii="Arial" w:hAnsi="Arial" w:cs="Arial" w:hint="cs"/>
+        </w:rPr>
+        <w:t>‎</w:t>
+      </w:r>
+      <w:r>
+        <w:rPr>
+          <w:rFonts w:ascii="Arial" w:hAnsi="Arial" w:cs="Arial"/>
+        </w:rPr>
+        <w:t>rjrianer30@gmail.com</w:t>
+      </w:r>
+      <w:r>
+        <w:rPr>
+          <w:rFonts w:ascii="Arial" w:hAnsi="Arial" w:cs="Arial"/>
+        </w:rPr>
+        <w:br/>
+      </w:r>
+      <w:r>
+        <w:rPr>
+          <w:rFonts w:ascii="Arial" w:hAnsi="Arial" w:cs="Arial"/>
+        </w:rPr>
+        <w:br/>
+      </w:r>
+      <w:r>
+        <w:rPr>
+          <w:rFonts w:ascii="Arial" w:hAnsi="Arial" w:cs="Arial"/>
+          <w:b/>
+          <w:bCs/>
+        </w:rPr>
+        <w:t>PERSONAL DATA</w:t>
+      </w:r>
+    </w:p>
+    <w:p>
+      <w:pPr>
+        <w:spacing w:after="0" w:line="240" w:lineRule="auto"/>
+        <w:rPr>
+          <w:rFonts w:ascii="Arial" w:hAnsi="Arial" w:cs="Arial"/>
+        </w:rPr>
+      </w:pPr>
+      <w:r>
+        <w:rPr>
+          <w:rFonts w:ascii="Arial" w:hAnsi="Arial" w:cs="Arial" w:hint="cs"/>
+        </w:rPr>
+        <w:t>‎</w:t>
+      </w:r>
+      <w:r>
+        <w:rPr>
+          <w:rFonts w:ascii="Arial" w:hAnsi="Arial" w:cs="Arial"/>
+        </w:rPr>
+        <w:t>Date of Birth</w:t>
+      </w:r>
+      <w:r>
+        <w:rPr>
+          <w:rFonts w:ascii="Arial" w:hAnsi="Arial" w:cs="Arial"/>
+        </w:rPr>
+        <w:tab/>
+      </w:r>
+      <w:r>
+        <w:rPr>
+          <w:rFonts w:ascii="Arial" w:hAnsi="Arial" w:cs="Arial"/>
+        </w:rPr>
+        <w:tab/>
+      </w:r>
+      <w:r>
+        <w:rPr>
+          <w:rFonts w:ascii="Arial" w:hAnsi="Arial" w:cs="Arial"/>
+        </w:rPr>
+        <w:t xml:space="preserve">: </w:t>
+      </w:r>
+      <w:r>
+        <w:rPr>
+          <w:rFonts w:ascii="Arial" w:hAnsi="Arial" w:cs="Arial"/>
+        </w:rPr>
+        <w:tab/>
+      </w:r>
+      <w:r>
+        <w:rPr>
+          <w:rFonts w:ascii="Arial" w:hAnsi="Arial" w:cs="Arial"/>
+        </w:rPr>
+        <w:t>January 30, 2008</w:t>
+      </w:r>
+    </w:p>
+    <w:p>
+      <w:pPr>
+        <w:spacing w:after="0" w:line="240" w:lineRule="auto"/>
+        <w:rPr>
+          <w:rFonts w:ascii="Arial" w:hAnsi="Arial" w:cs="Arial"/>
+        </w:rPr>
+      </w:pPr>
+      <w:r>
+        <w:rPr>
+          <w:rFonts w:ascii="Arial" w:hAnsi="Arial" w:cs="Arial" w:hint="cs"/>
+        </w:rPr>
+        <w:t>‎</w:t>
+      </w:r>
+      <w:r>
+        <w:rPr>
+          <w:rFonts w:ascii="Arial" w:hAnsi="Arial" w:cs="Arial"/>
+        </w:rPr>
+        <w:t>Place of Birth</w:t>
+      </w:r>
+      <w:r>
+        <w:rPr>
+          <w:rFonts w:ascii="Arial" w:hAnsi="Arial" w:cs="Arial"/>
+        </w:rPr>
+        <w:tab/>
+      </w:r>
+      <w:r>
+        <w:rPr>
+          <w:rFonts w:ascii="Arial" w:hAnsi="Arial" w:cs="Arial"/>
+        </w:rPr>
+        <w:tab/>
+      </w:r>
+      <w:r>
+        <w:rPr>
+          <w:rFonts w:ascii="Arial" w:hAnsi="Arial" w:cs="Arial"/>
+        </w:rPr>
+        <w:t xml:space="preserve">: </w:t>
+      </w:r>
+      <w:r>
+        <w:rPr>
+          <w:rFonts w:ascii="Arial" w:hAnsi="Arial" w:cs="Arial"/>
+        </w:rPr>
+        <w:tab/>
+      </w:r>
+      <w:proofErr w:type="spellStart"/>
+      <w:r>
+        <w:rPr>
+          <w:rFonts w:ascii="Arial" w:hAnsi="Arial" w:cs="Arial"/>
+        </w:rPr>
+        <w:t>Mabitac</w:t>
+      </w:r>
+      <w:proofErr w:type="spellEnd"/>
+      <w:r>
+        <w:rPr>
+          <w:rFonts w:ascii="Arial" w:hAnsi="Arial" w:cs="Arial"/>
+        </w:rPr>
+        <w:t>, Laguna</w:t>
+      </w:r>
+    </w:p>
+    <w:p>
+      <w:pPr>
+        <w:spacing w:after="0" w:line="240" w:lineRule="auto"/>
+        <w:rPr>
+          <w:rFonts w:ascii="Arial" w:hAnsi="Arial" w:cs="Arial"/>
+        </w:rPr>
+      </w:pPr>
+      <w:r>
+        <w:rPr>
+          <w:rFonts w:ascii="Arial" w:hAnsi="Arial" w:cs="Arial" w:hint="cs"/>
+        </w:rPr>
+        <w:t>‎</w:t>
+      </w:r>
+      <w:r>
+        <w:rPr>
+          <w:rFonts w:ascii="Arial" w:hAnsi="Arial" w:cs="Arial"/>
+        </w:rPr>
+        <w:t>Age</w:t>
+      </w:r>
+      <w:r>
+        <w:rPr>
+          <w:rFonts w:ascii="Arial" w:hAnsi="Arial" w:cs="Arial"/>
+        </w:rPr>
+        <w:tab/>
+      </w:r>
+      <w:r>
+        <w:rPr>
+          <w:rFonts w:ascii="Arial" w:hAnsi="Arial" w:cs="Arial"/>
+        </w:rPr>
+        <w:tab/>
+      </w:r>
+      <w:r>
+        <w:rPr>
+          <w:rFonts w:ascii="Arial" w:hAnsi="Arial" w:cs="Arial"/>
+        </w:rPr>
+        <w:tab/>
+      </w:r>
+      <w:r>
+        <w:rPr>
+          <w:rFonts w:ascii="Arial" w:hAnsi="Arial" w:cs="Arial"/>
+        </w:rPr>
+        <w:t>:</w:t>
+      </w:r>
+      <w:r>
+        <w:rPr>
+          <w:rFonts w:ascii="Arial" w:hAnsi="Arial" w:cs="Arial"/>
+        </w:rPr>
+        <w:tab/>
+      </w:r>
+      <w:r>
+        <w:rPr>
+          <w:rFonts w:ascii="Arial" w:hAnsi="Arial" w:cs="Arial"/>
+        </w:rPr>
+        <w:t>17</w:t>
+      </w:r>
+    </w:p>
+    <w:p>
+      <w:pPr>
+        <w:spacing w:after="0" w:line="240" w:lineRule="auto"/>
+        <w:rPr>
+          <w:rFonts w:ascii="Arial" w:hAnsi="Arial" w:cs="Arial"/>
+        </w:rPr>
+      </w:pPr>
+      <w:r>
+        <w:rPr>
+          <w:rFonts w:ascii="Arial" w:hAnsi="Arial" w:cs="Arial" w:hint="cs"/>
+        </w:rPr>
+        <w:t>‎</w:t>
+      </w:r>
+      <w:r>
+        <w:rPr>
+          <w:rFonts w:ascii="Arial" w:hAnsi="Arial" w:cs="Arial"/>
+        </w:rPr>
+        <w:t>Sex</w:t>
+      </w:r>
+      <w:r>
+        <w:rPr>
+          <w:rFonts w:ascii="Arial" w:hAnsi="Arial" w:cs="Arial"/>
+        </w:rPr>
+        <w:tab/>
+      </w:r>
+      <w:r>
+        <w:rPr>
+          <w:rFonts w:ascii="Arial" w:hAnsi="Arial" w:cs="Arial"/>
+        </w:rPr>
+        <w:tab/>
+      </w:r>
+      <w:r>
+        <w:rPr>
+          <w:rFonts w:ascii="Arial" w:hAnsi="Arial" w:cs="Arial"/>
+        </w:rPr>
+        <w:tab/>
+      </w:r>
+      <w:r>
+        <w:rPr>
+          <w:rFonts w:ascii="Arial" w:hAnsi="Arial" w:cs="Arial"/>
+        </w:rPr>
+        <w:t>:</w:t>
+      </w:r>
+      <w:r>
+        <w:rPr>
+          <w:rFonts w:ascii="Arial" w:hAnsi="Arial" w:cs="Arial"/>
+        </w:rPr>
+        <w:tab/>
+      </w:r>
+      <w:r>
+        <w:rPr>
+          <w:rFonts w:ascii="Arial" w:hAnsi="Arial" w:cs="Arial"/>
+        </w:rPr>
+        <w:t xml:space="preserve">Male </w:t>
+      </w:r>
+    </w:p>
+    <w:p>
+      <w:pPr>
+        <w:spacing w:after="0" w:line="240" w:lineRule="auto"/>
+        <w:rPr>
+          <w:rFonts w:ascii="Arial" w:hAnsi="Arial" w:cs="Arial"/>
+        </w:rPr>
+      </w:pPr>
+      <w:r>
+        <w:rPr>
+          <w:rFonts w:ascii="Arial" w:hAnsi="Arial" w:cs="Arial" w:hint="cs"/>
+        </w:rPr>
+        <w:t>‎</w:t>
+      </w:r>
+      <w:r>
+        <w:rPr>
+          <w:rFonts w:ascii="Arial" w:hAnsi="Arial" w:cs="Arial"/>
+        </w:rPr>
+        <w:t>Civil Status</w:t>
+      </w:r>
+      <w:r>
+        <w:rPr>
+          <w:rFonts w:ascii="Arial" w:hAnsi="Arial" w:cs="Arial"/>
+        </w:rPr>
+        <w:tab/>
+      </w:r>
+      <w:r>
+        <w:rPr>
+          <w:rFonts w:ascii="Arial" w:hAnsi="Arial" w:cs="Arial"/>
+        </w:rPr>
+        <w:tab/>
+      </w:r>
+      <w:r>
+        <w:rPr>
+          <w:rFonts w:ascii="Arial" w:hAnsi="Arial" w:cs="Arial"/>
+        </w:rPr>
+        <w:t xml:space="preserve">: </w:t>
+      </w:r>
+      <w:r>
+        <w:rPr>
+          <w:rFonts w:ascii="Arial" w:hAnsi="Arial" w:cs="Arial"/>
+        </w:rPr>
+        <w:tab/>
+      </w:r>
+      <w:r>
+        <w:rPr>
+          <w:rFonts w:ascii="Arial" w:hAnsi="Arial" w:cs="Arial"/>
+        </w:rPr>
+        <w:t>Single</w:t>
+      </w:r>
+    </w:p>
+    <w:p>
+      <w:pPr>
+        <w:spacing w:after="0" w:line="240" w:lineRule="auto"/>
+        <w:rPr>
+          <w:rFonts w:ascii="Arial" w:hAnsi="Arial" w:cs="Arial"/>
+        </w:rPr>
+      </w:pPr>
+      <w:r>
+        <w:rPr>
+          <w:rFonts w:ascii="Arial" w:hAnsi="Arial" w:cs="Arial" w:hint="cs"/>
+        </w:rPr>
+        <w:t>‎</w:t>
+      </w:r>
+      <w:r>
+        <w:rPr>
+          <w:rFonts w:ascii="Arial" w:hAnsi="Arial" w:cs="Arial"/>
+        </w:rPr>
+        <w:t>Nationality</w:t>
+      </w:r>
+      <w:r>
+        <w:rPr>
+          <w:rFonts w:ascii="Arial" w:hAnsi="Arial" w:cs="Arial"/>
+        </w:rPr>
+        <w:tab/>
+      </w:r>
+      <w:r>
+        <w:rPr>
+          <w:rFonts w:ascii="Arial" w:hAnsi="Arial" w:cs="Arial"/>
+        </w:rPr>
+        <w:tab/>
+      </w:r>
+      <w:r>
+        <w:rPr>
+          <w:rFonts w:ascii="Arial" w:hAnsi="Arial" w:cs="Arial"/>
+        </w:rPr>
+        <w:t xml:space="preserve">: </w:t>
+      </w:r>
+      <w:r>
+        <w:rPr>
+          <w:rFonts w:ascii="Arial" w:hAnsi="Arial" w:cs="Arial"/>
+        </w:rPr>
+        <w:tab/>
+      </w:r>
+      <w:r>
+        <w:rPr>
+          <w:rFonts w:ascii="Arial" w:hAnsi="Arial" w:cs="Arial"/>
+        </w:rPr>
+        <w:t>Filipino</w:t>
+      </w:r>
+    </w:p>
+    <w:p>
+      <w:pPr>
+        <w:spacing w:after="0" w:line="240" w:lineRule="auto"/>
+        <w:rPr>
+          <w:rFonts w:ascii="Arial" w:hAnsi="Arial" w:cs="Arial"/>
+        </w:rPr>
+      </w:pPr>
+      <w:r>
+        <w:rPr>
+          <w:rFonts w:ascii="Arial" w:hAnsi="Arial" w:cs="Arial" w:hint="cs"/>
+        </w:rPr>
+        <w:t>‎</w:t>
+      </w:r>
+      <w:r>
+        <w:rPr>
+          <w:rFonts w:ascii="Arial" w:hAnsi="Arial" w:cs="Arial"/>
+        </w:rPr>
+        <w:t>Religion</w:t>
+      </w:r>
+      <w:r>
+        <w:rPr>
+          <w:rFonts w:ascii="Arial" w:hAnsi="Arial" w:cs="Arial"/>
+        </w:rPr>
+        <w:tab/>
+      </w:r>
+      <w:r>
+        <w:rPr>
+          <w:rFonts w:ascii="Arial" w:hAnsi="Arial" w:cs="Arial"/>
+        </w:rPr>
+        <w:tab/>
+      </w:r>
+      <w:r>
+        <w:rPr>
+          <w:rFonts w:ascii="Arial" w:hAnsi="Arial" w:cs="Arial"/>
+        </w:rPr>
+        <w:t xml:space="preserve">: </w:t>
+      </w:r>
+      <w:r>
+        <w:rPr>
+          <w:rFonts w:ascii="Arial" w:hAnsi="Arial" w:cs="Arial"/>
+        </w:rPr>
+        <w:tab/>
+      </w:r>
+      <w:r>
+        <w:rPr>
+          <w:rFonts w:ascii="Arial" w:hAnsi="Arial" w:cs="Arial"/>
+        </w:rPr>
+        <w:t>Roman Catholic</w:t>
+      </w:r>
+    </w:p>
+    <w:p>
+      <w:pPr>
+        <w:spacing w:after="0" w:line="240" w:lineRule="auto"/>
+        <w:rPr>
+          <w:rFonts w:ascii="Arial" w:hAnsi="Arial" w:cs="Arial"/>
+        </w:rPr>
+      </w:pPr>
+    </w:p>
+    <w:p>
+      <w:pPr>
+        <w:spacing w:after="0" w:line="240" w:lineRule="auto"/>
+        <w:rPr>
+          <w:rFonts w:ascii="Arial" w:hAnsi="Arial" w:cs="Arial"/>
+          <w:b/>
+          <w:bCs/>
+        </w:rPr>
+      </w:pPr>
+      <w:r>
+        <w:rPr>
+          <w:rFonts w:ascii="Arial" w:hAnsi="Arial" w:cs="Arial"/>
+          <w:b/>
+          <w:bCs/>
+        </w:rPr>
+        <w:t>EDUCATIONAL BACKGROUND</w:t>
+      </w:r>
+    </w:p>
+    <w:p>
+      <w:pPr>
+        <w:spacing w:after="0" w:line="240" w:lineRule="auto"/>
+        <w:rPr>
+          <w:rFonts w:ascii="Arial" w:hAnsi="Arial" w:cs="Arial"/>
+        </w:rPr>
+      </w:pPr>
+      <w:r>
+        <w:rPr>
+          <w:rFonts w:ascii="Arial" w:hAnsi="Arial" w:cs="Arial" w:hint="cs"/>
+        </w:rPr>
+        <w:t>‎</w:t>
+      </w:r>
+      <w:r>
+        <w:rPr>
+          <w:rFonts w:ascii="Arial" w:hAnsi="Arial" w:cs="Arial"/>
+        </w:rPr>
+        <w:t>Secondary</w:t>
+      </w:r>
+    </w:p>
+    <w:p>
+      <w:pPr>
+        <w:spacing w:after="0" w:line="240" w:lineRule="auto"/>
+        <w:rPr>
+          <w:rFonts w:ascii="Arial" w:hAnsi="Arial" w:cs="Arial"/>
+        </w:rPr>
+      </w:pPr>
+      <w:proofErr w:type="gramStart"/>
+      <w:r>
+        <w:rPr>
+          <w:rFonts w:ascii="Arial" w:hAnsi="Arial" w:cs="Arial" w:hint="cs"/>
+        </w:rPr>
+        <w:t>‎</w:t>
+      </w:r>
+      <w:r>
+        <w:rPr>
+          <w:rFonts w:ascii="Arial" w:hAnsi="Arial" w:cs="Arial"/>
+        </w:rPr>
+        <w:t xml:space="preserve">  Senior</w:t>
+      </w:r>
+      <w:proofErr w:type="gramEnd"/>
+      <w:r>
+        <w:rPr>
+          <w:rFonts w:ascii="Arial" w:hAnsi="Arial" w:cs="Arial"/>
+        </w:rPr>
+        <w:t xml:space="preserve"> High School</w:t>
+      </w:r>
+    </w:p>
+    <w:p>
+      <w:pPr>
+        <w:spacing w:after="0" w:line="240" w:lineRule="auto"/>
+        <w:rPr>
+          <w:rFonts w:ascii="Arial" w:hAnsi="Arial" w:cs="Arial"/>
+        </w:rPr>
+      </w:pPr>
+      <w:r>
+        <w:rPr>
+          <w:rFonts w:ascii="Arial" w:hAnsi="Arial" w:cs="Arial"/>
+        </w:rPr>
+        <w:t xml:space="preserve">    2024 - 2026</w:t>
+      </w:r>
+    </w:p>
+    <w:p>
+      <w:pPr>
+        <w:spacing w:after="0" w:line="240" w:lineRule="auto"/>
+        <w:rPr>
+          <w:rFonts w:ascii="Arial" w:hAnsi="Arial" w:cs="Arial"/>
+        </w:rPr>
+      </w:pPr>
+      <w:r>
+        <w:rPr>
+          <w:rFonts w:ascii="Arial" w:hAnsi="Arial" w:cs="Arial"/>
+        </w:rPr>
+        <w:t xml:space="preserve">    Sta. Maria Integrated High School</w:t>
+      </w:r>
+    </w:p>
+    <w:p>
+      <w:pPr>
+        <w:spacing w:after="0" w:line="240" w:lineRule="auto"/>
+        <w:rPr>
+          <w:rFonts w:ascii="Arial" w:hAnsi="Arial" w:cs="Arial"/>
+        </w:rPr>
+      </w:pPr>
+      <w:r>
+        <w:rPr>
+          <w:rFonts w:ascii="Arial" w:hAnsi="Arial" w:cs="Arial" w:hint="cs"/>
+        </w:rPr>
+        <w:t>‎</w:t>
+      </w:r>
+      <w:r>
+        <w:rPr>
+          <w:rFonts w:ascii="Arial" w:hAnsi="Arial" w:cs="Arial"/>
+        </w:rPr>
+        <w:t xml:space="preserve">    Santa Maria, Laguna</w:t>
+      </w:r>
+    </w:p>
+    <w:p>
+      <w:pPr>
+        <w:spacing w:after="0" w:line="240" w:lineRule="auto"/>
+        <w:rPr>
+          <w:rFonts w:ascii="Arial" w:hAnsi="Arial" w:cs="Arial"/>
+        </w:rPr>
+      </w:pPr>
+      <w:r>
+        <w:rPr>
+          <w:rFonts w:ascii="Arial" w:hAnsi="Arial" w:cs="Arial" w:hint="cs"/>
+        </w:rPr>
+        <w:t>‎</w:t>
+      </w:r>
+      <w:r>
+        <w:rPr>
+          <w:rFonts w:ascii="Arial" w:hAnsi="Arial" w:cs="Arial"/>
+        </w:rPr>
+        <w:t xml:space="preserve">    Academic Track - Science, Technology, Engineering and Mathematics</w:t>
+      </w:r>
+    </w:p>
+    <w:p>
+      <w:pPr>
+        <w:spacing w:after="0" w:line="240" w:lineRule="auto"/>
+        <w:rPr>
+          <w:rFonts w:ascii="Arial" w:hAnsi="Arial" w:cs="Arial"/>
+        </w:rPr>
+      </w:pPr>
+      <w:r>
+        <w:rPr>
+          <w:rFonts w:ascii="Arial" w:hAnsi="Arial" w:cs="Arial" w:hint="cs"/>
+        </w:rPr>
+        <w:t>‎</w:t>
+      </w:r>
+      <w:r>
+        <w:rPr>
+          <w:rFonts w:ascii="Arial" w:hAnsi="Arial" w:cs="Arial"/>
+        </w:rPr>
+        <w:t xml:space="preserve">  </w:t>
+      </w:r>
+    </w:p>
+    <w:p>
+      <w:pPr>
+        <w:spacing w:after="0" w:line="240" w:lineRule="auto"/>
+        <w:rPr>
+          <w:rFonts w:ascii="Arial" w:hAnsi="Arial" w:cs="Arial"/>
+        </w:rPr>
+      </w:pPr>
+      <w:proofErr w:type="gramStart"/>
+      <w:r>
+        <w:rPr>
+          <w:rFonts w:ascii="Arial" w:hAnsi="Arial" w:cs="Arial" w:hint="cs"/>
+        </w:rPr>
+        <w:t>‎</w:t>
+      </w:r>
+      <w:r>
+        <w:rPr>
+          <w:rFonts w:ascii="Arial" w:hAnsi="Arial" w:cs="Arial"/>
+        </w:rPr>
+        <w:t xml:space="preserve">  Junior</w:t>
+      </w:r>
+      <w:proofErr w:type="gramEnd"/>
+      <w:r>
+        <w:rPr>
+          <w:rFonts w:ascii="Arial" w:hAnsi="Arial" w:cs="Arial"/>
+        </w:rPr>
+        <w:t xml:space="preserve"> High School</w:t>
+      </w:r>
+    </w:p>
+    <w:p>
+      <w:pPr>
+        <w:spacing w:after="0" w:line="240" w:lineRule="auto"/>
+        <w:rPr>
+          <w:rFonts w:ascii="Arial" w:hAnsi="Arial" w:cs="Arial"/>
+        </w:rPr>
+      </w:pPr>
+      <w:r>
+        <w:rPr>
+          <w:rFonts w:ascii="Arial" w:hAnsi="Arial" w:cs="Arial" w:hint="cs"/>
+        </w:rPr>
+        <w:t>‎</w:t>
+      </w:r>
+      <w:r>
+        <w:rPr>
+          <w:rFonts w:ascii="Arial" w:hAnsi="Arial" w:cs="Arial"/>
+        </w:rPr>
+        <w:t xml:space="preserve">    2020 - 2024</w:t>
+      </w:r>
+    </w:p>
+    <w:p>
+      <w:pPr>
+        <w:spacing w:after="0" w:line="240" w:lineRule="auto"/>
+        <w:rPr>
+          <w:rFonts w:ascii="Arial" w:hAnsi="Arial" w:cs="Arial"/>
+        </w:rPr>
+      </w:pPr>
+      <w:r>
+        <w:rPr>
+          <w:rFonts w:ascii="Arial" w:hAnsi="Arial" w:cs="Arial"/>
+        </w:rPr>
+        <w:t xml:space="preserve">    Sta. Maria Integrated High School</w:t>
+      </w:r>
+    </w:p>
+    <w:p>
+      <w:pPr>
+        <w:spacing w:after="0" w:line="240" w:lineRule="auto"/>
+        <w:rPr>
+          <w:rFonts w:ascii="Arial" w:hAnsi="Arial" w:cs="Arial"/>
+        </w:rPr>
+      </w:pPr>
+      <w:r>
+        <w:rPr>
+          <w:rFonts w:ascii="Arial" w:hAnsi="Arial" w:cs="Arial" w:hint="cs"/>
+        </w:rPr>
+        <w:t>‎</w:t>
+      </w:r>
+      <w:r>
+        <w:rPr>
+          <w:rFonts w:ascii="Arial" w:hAnsi="Arial" w:cs="Arial"/>
+        </w:rPr>
+        <w:t xml:space="preserve">    Santa Maria, Laguna</w:t>
+      </w:r>
+    </w:p>
+    <w:p>
+      <w:pPr>
+        <w:spacing w:after="0" w:line="240" w:lineRule="auto"/>
+        <w:rPr>
+          <w:rFonts w:ascii="Arial" w:hAnsi="Arial" w:cs="Arial"/>
+        </w:rPr>
+      </w:pPr>
+      <w:r>
+        <w:rPr>
+          <w:rFonts w:ascii="Arial" w:hAnsi="Arial" w:cs="Arial" w:hint="cs"/>
+        </w:rPr>
+        <w:t>‎</w:t>
+      </w:r>
+    </w:p>
+    <w:p>
+      <w:pPr>
+        <w:spacing w:after="0" w:line="240" w:lineRule="auto"/>
+        <w:rPr>
+          <w:rFonts w:ascii="Arial" w:hAnsi="Arial" w:cs="Arial"/>
+        </w:rPr>
+      </w:pPr>
+      <w:r>
+        <w:rPr>
+          <w:rFonts w:ascii="Arial" w:hAnsi="Arial" w:cs="Arial" w:hint="cs"/>
+        </w:rPr>
+        <w:t>‎</w:t>
+      </w:r>
+      <w:r>
+        <w:rPr>
+          <w:rFonts w:ascii="Arial" w:hAnsi="Arial" w:cs="Arial"/>
+        </w:rPr>
+        <w:t>Primary</w:t>
+      </w:r>
+    </w:p>
+    <w:p>
+      <w:pPr>
+        <w:spacing w:after="0" w:line="240" w:lineRule="auto"/>
+        <w:rPr>
+          <w:rFonts w:ascii="Arial" w:hAnsi="Arial" w:cs="Arial"/>
+        </w:rPr>
+      </w:pPr>
+      <w:r>
+        <w:rPr>
+          <w:rFonts w:ascii="Arial" w:hAnsi="Arial" w:cs="Arial"/>
+        </w:rPr>
+        <w:t xml:space="preserve">  201</w:t>
+      </w:r>
+      <w:r>
+        <w:rPr>
+          <w:rFonts w:ascii="Arial" w:hAnsi="Arial" w:cs="Arial"/>
+        </w:rPr>
+        <w:t>4</w:t>
+      </w:r>
+      <w:r>
+        <w:rPr>
+          <w:rFonts w:ascii="Arial" w:hAnsi="Arial" w:cs="Arial"/>
+        </w:rPr>
+        <w:t xml:space="preserve"> - 20</w:t>
+      </w:r>
+      <w:r>
+        <w:rPr>
+          <w:rFonts w:ascii="Arial" w:hAnsi="Arial" w:cs="Arial"/>
+        </w:rPr>
+        <w:t>20</w:t>
+      </w:r>
+    </w:p>
+    <w:p>
+      <w:pPr>
+        <w:spacing w:after="0" w:line="240" w:lineRule="auto"/>
+        <w:rPr>
+          <w:rFonts w:ascii="Arial" w:hAnsi="Arial" w:cs="Arial"/>
+        </w:rPr>
+      </w:pPr>
+      <w:proofErr w:type="gramStart"/>
+      <w:r>
+        <w:rPr>
+          <w:rFonts w:ascii="Arial" w:hAnsi="Arial" w:cs="Arial" w:hint="cs"/>
+        </w:rPr>
+        <w:t>‎</w:t>
+      </w:r>
+      <w:r>
+        <w:rPr>
+          <w:rFonts w:ascii="Arial" w:hAnsi="Arial" w:cs="Arial"/>
+        </w:rPr>
+        <w:t xml:space="preserve"> </w:t>
+      </w:r>
+      <w:r>
+        <w:rPr>
+          <w:rFonts w:ascii="Arial" w:hAnsi="Arial" w:cs="Arial"/>
+        </w:rPr>
+        <w:t xml:space="preserve"> </w:t>
+      </w:r>
+      <w:proofErr w:type="spellStart"/>
+      <w:r>
+        <w:rPr>
+          <w:rFonts w:ascii="Arial" w:hAnsi="Arial" w:cs="Arial"/>
+        </w:rPr>
+        <w:t>Nanguma</w:t>
+      </w:r>
+      <w:proofErr w:type="spellEnd"/>
+      <w:proofErr w:type="gramEnd"/>
+      <w:r>
+        <w:rPr>
+          <w:rFonts w:ascii="Arial" w:hAnsi="Arial" w:cs="Arial"/>
+        </w:rPr>
+        <w:t xml:space="preserve"> Elementary School</w:t>
+      </w:r>
+    </w:p>
+    <w:p>
+      <w:pPr>
+        <w:spacing w:after="0" w:line="240" w:lineRule="auto"/>
+        <w:rPr>
+          <w:rFonts w:ascii="Arial" w:hAnsi="Arial" w:cs="Arial"/>
+        </w:rPr>
+      </w:pPr>
+      <w:r>
+        <w:rPr>
+          <w:rFonts w:ascii="Arial" w:hAnsi="Arial" w:cs="Arial"/>
+        </w:rPr>
+        <w:t xml:space="preserve">  </w:t>
+      </w:r>
+      <w:proofErr w:type="spellStart"/>
+      <w:r>
+        <w:rPr>
+          <w:rFonts w:ascii="Arial" w:hAnsi="Arial" w:cs="Arial"/>
+        </w:rPr>
+        <w:t>Brgy</w:t>
+      </w:r>
+      <w:proofErr w:type="spellEnd"/>
+      <w:r>
+        <w:rPr>
+          <w:rFonts w:ascii="Arial" w:hAnsi="Arial" w:cs="Arial"/>
+        </w:rPr>
+        <w:t xml:space="preserve">. </w:t>
+      </w:r>
+      <w:proofErr w:type="spellStart"/>
+      <w:r>
+        <w:rPr>
+          <w:rFonts w:ascii="Arial" w:hAnsi="Arial" w:cs="Arial"/>
+        </w:rPr>
+        <w:t>Nanguma</w:t>
+      </w:r>
+      <w:proofErr w:type="spellEnd"/>
+      <w:r>
+        <w:rPr>
+          <w:rFonts w:ascii="Arial" w:hAnsi="Arial" w:cs="Arial"/>
+        </w:rPr>
+        <w:t xml:space="preserve">, </w:t>
+      </w:r>
+      <w:proofErr w:type="spellStart"/>
+      <w:r>
+        <w:rPr>
+          <w:rFonts w:ascii="Arial" w:hAnsi="Arial" w:cs="Arial"/>
+        </w:rPr>
+        <w:t>Mabitac</w:t>
+      </w:r>
+      <w:proofErr w:type="spellEnd"/>
+      <w:r>
+        <w:rPr>
+          <w:rFonts w:ascii="Arial" w:hAnsi="Arial" w:cs="Arial"/>
+        </w:rPr>
+        <w:t>, Laguna</w:t>
+      </w:r>
+    </w:p>
+    <w:p>
+      <w:pPr>
+        <w:spacing w:after="0" w:line="240" w:lineRule="auto"/>
+        <w:rPr>
+          <w:rFonts w:ascii="Arial" w:hAnsi="Arial" w:cs="Arial"/>
+        </w:rPr>
+      </w:pPr>
+    </w:p>
+    <w:p>
+      <w:pPr>
+        <w:spacing w:after="0" w:line="240" w:lineRule="auto"/>
+        <w:rPr>
+          <w:rFonts w:ascii="Arial" w:hAnsi="Arial" w:cs="Arial"/>
+        </w:rPr>
+      </w:pPr>
+      <w:r>
+        <w:rPr>
+          <w:rFonts w:ascii="Arial" w:hAnsi="Arial" w:cs="Arial" w:hint="cs"/>
+        </w:rPr>
+        <w:t>‎</w:t>
+      </w:r>
+      <w:r>
+        <w:rPr>
+          <w:rFonts w:ascii="Arial" w:hAnsi="Arial" w:cs="Arial"/>
+          <w:b/>
+          <w:bCs/>
+        </w:rPr>
+        <w:t xml:space="preserve">ACHIEVEMENTS </w:t>
+      </w:r>
+    </w:p>
+    <w:p>
+      <w:pPr>
+        <w:spacing w:after="0" w:line="240" w:lineRule="auto"/>
+        <w:rPr>
+          <w:rFonts w:ascii="Arial" w:hAnsi="Arial" w:cs="Arial"/>
+        </w:rPr>
+      </w:pPr>
+      <w:r>
+        <w:rPr>
+          <w:rFonts w:ascii="Arial" w:hAnsi="Arial" w:cs="Arial" w:hint="cs"/>
+        </w:rPr>
+        <w:t>‎</w:t>
+      </w:r>
+      <w:r>
+        <w:rPr>
+          <w:rFonts w:ascii="Arial" w:hAnsi="Arial" w:cs="Arial"/>
+        </w:rPr>
+        <w:t>2025</w:t>
+      </w:r>
+      <w:r>
+        <w:rPr>
+          <w:rFonts w:ascii="Arial" w:hAnsi="Arial" w:cs="Arial"/>
+        </w:rPr>
+        <w:tab/>
+      </w:r>
+      <w:r>
+        <w:rPr>
+          <w:rFonts w:ascii="Arial" w:hAnsi="Arial" w:cs="Arial"/>
+        </w:rPr>
+        <w:t>With Honor</w:t>
+      </w:r>
+    </w:p>
+    <w:p>
+      <w:pPr>
+        <w:spacing w:after="0" w:line="240" w:lineRule="auto"/>
+        <w:rPr>
+          <w:rFonts w:ascii="Arial" w:hAnsi="Arial" w:cs="Arial"/>
+        </w:rPr>
+      </w:pPr>
+      <w:r>
+        <w:rPr>
+          <w:rFonts w:ascii="Arial" w:hAnsi="Arial" w:cs="Arial" w:hint="cs"/>
+        </w:rPr>
+        <w:t>‎</w:t>
+      </w:r>
+      <w:r>
+        <w:rPr>
+          <w:rFonts w:ascii="Arial" w:hAnsi="Arial" w:cs="Arial"/>
+        </w:rPr>
+        <w:t>2024</w:t>
+      </w:r>
+      <w:r>
+        <w:rPr>
+          <w:rFonts w:ascii="Arial" w:hAnsi="Arial" w:cs="Arial"/>
+        </w:rPr>
+        <w:tab/>
+      </w:r>
+      <w:r>
+        <w:rPr>
+          <w:rFonts w:ascii="Arial" w:hAnsi="Arial" w:cs="Arial"/>
+        </w:rPr>
+        <w:t>With Honor</w:t>
+      </w:r>
+    </w:p>
+    <w:p>
+      <w:pPr>
+        <w:spacing w:after="0" w:line="240" w:lineRule="auto"/>
+        <w:ind w:firstLine="720"/>
+        <w:rPr>
+          <w:rFonts w:ascii="Arial" w:hAnsi="Arial" w:cs="Arial"/>
+        </w:rPr>
+      </w:pPr>
+      <w:r>
+        <w:rPr>
+          <w:rFonts w:ascii="Arial" w:hAnsi="Arial" w:cs="Arial"/>
+        </w:rPr>
+        <w:t>Chant Making Champion School Based</w:t>
+      </w:r>
+    </w:p>
+    <w:p>
+      <w:pPr>
+        <w:spacing w:after="0" w:line="240" w:lineRule="auto"/>
+        <w:rPr>
+          <w:rFonts w:ascii="Arial" w:hAnsi="Arial" w:cs="Arial"/>
+        </w:rPr>
+      </w:pPr>
+      <w:r>
+        <w:rPr>
+          <w:rFonts w:ascii="Arial" w:hAnsi="Arial" w:cs="Arial" w:hint="cs"/>
+        </w:rPr>
+        <w:t>‎</w:t>
+      </w:r>
+      <w:r>
+        <w:rPr>
+          <w:rFonts w:ascii="Arial" w:hAnsi="Arial" w:cs="Arial"/>
+        </w:rPr>
+        <w:t>2023</w:t>
+      </w:r>
+      <w:r>
+        <w:rPr>
+          <w:rFonts w:ascii="Arial" w:hAnsi="Arial" w:cs="Arial"/>
+        </w:rPr>
+        <w:tab/>
+      </w:r>
+      <w:r>
+        <w:rPr>
+          <w:rFonts w:ascii="Arial" w:hAnsi="Arial" w:cs="Arial"/>
+        </w:rPr>
+        <w:t>With Honor</w:t>
+      </w:r>
+    </w:p>
+    <w:p>
+      <w:pPr>
+        <w:spacing w:after="0" w:line="240" w:lineRule="auto"/>
+        <w:rPr>
+          <w:rFonts w:ascii="Arial" w:hAnsi="Arial" w:cs="Arial"/>
+        </w:rPr>
+      </w:pPr>
+      <w:r>
+        <w:rPr>
+          <w:rFonts w:ascii="Arial" w:hAnsi="Arial" w:cs="Arial" w:hint="cs"/>
+        </w:rPr>
+        <w:t>‎</w:t>
+      </w:r>
+      <w:r>
+        <w:rPr>
+          <w:rFonts w:ascii="Arial" w:hAnsi="Arial" w:cs="Arial"/>
+        </w:rPr>
+        <w:t>2022</w:t>
+      </w:r>
+      <w:r>
+        <w:rPr>
+          <w:rFonts w:ascii="Arial" w:hAnsi="Arial" w:cs="Arial"/>
+        </w:rPr>
+        <w:tab/>
+      </w:r>
+      <w:r>
+        <w:rPr>
+          <w:rFonts w:ascii="Arial" w:hAnsi="Arial" w:cs="Arial"/>
+        </w:rPr>
+        <w:t>With Honor</w:t>
+      </w:r>
+    </w:p>
+    <w:p>
+      <w:pPr>
+        <w:spacing w:line="259" w:lineRule="auto"/>
+        <w:rPr>
+          <w:rFonts w:ascii="Arial" w:hAnsi="Arial" w:cs="Arial"/>
+        </w:rPr>
+      </w:pPr>
+      <w:r>
+        <w:rPr>
+          <w:rFonts w:ascii="Arial" w:hAnsi="Arial" w:cs="Arial"/>
+        </w:rPr>
+        <w:br w:type="page"/>
+      </w:r>
+    </w:p>
+    <w:p>
+      <w:pPr>
+        <w:spacing w:after="0" w:line="240" w:lineRule="auto"/>
+        <w:jc w:val="center"/>
+        <w:rPr>
+          <w:rFonts w:ascii="Arial" w:hAnsi="Arial" w:cs="Arial"/>
+          <w:b/>
+          <w:bCs/>
+        </w:rPr>
+      </w:pPr>
+      <w:r>
+        <w:rPr>
+          <w:rFonts w:ascii="Arial" w:hAnsi="Arial" w:cs="Arial"/>
+          <w:b/>
+          <w:bCs/>
+        </w:rPr>
+        <w:lastRenderedPageBreak/>
+        <w:t>CURRICULUM VITAE</w:t>
+      </w:r>
+    </w:p>
+    <w:p>
+      <w:pPr>
+        <w:spacing w:after="0" w:line="240" w:lineRule="auto"/>
+        <w:jc w:val="center"/>
+        <w:rPr>
+          <w:rFonts w:ascii="Arial" w:hAnsi="Arial" w:cs="Arial"/>
+          <w:b/>
+          <w:bCs/>
+        </w:rPr>
+      </w:pPr>
+    </w:p>
+    <w:p>
+      <w:pPr>
+        <w:spacing w:after="0" w:line="240" w:lineRule="auto"/>
+        <w:rPr>
+          <w:rFonts w:ascii="Arial" w:hAnsi="Arial" w:cs="Arial"/>
+        </w:rPr>
+      </w:pPr>
+      <w:r>
+        <w:rPr>
+          <w:rFonts w:ascii="Arial" w:hAnsi="Arial" w:cs="Arial"/>
+          <w:b/>
+          <w:bCs/>
+          <w:noProof/>
+        </w:rPr>
+        <w:drawing>
+          <wp:anchor distT="0" distB="0" distL="114300" distR="114300" simplePos="0" relativeHeight="251659264" behindDoc="0" locked="0" layoutInCell="1" allowOverlap="1" wp14:anchorId="6840A480" wp14:editId="1258D776">
+            <wp:simplePos x="0" y="0"/>
+            <wp:positionH relativeFrom="margin">
+              <wp:align>right</wp:align>
+            </wp:positionH>
+            <wp:positionV relativeFrom="paragraph">
+              <wp:posOffset>28820</wp:posOffset>
+            </wp:positionV>
+            <wp:extent cx="1545336" cy="1545336"/>
+            <wp:effectExtent l="19050" t="19050" r="17145" b="17145"/>
+            <wp:wrapNone/>
+            <wp:docPr id="376310199" name="Picture 3"/>
+            <wp:cNvGraphicFramePr>
+              <a:graphicFrameLocks xmlns:a="http://schemas.openxmlformats.org/drawingml/2006/main" noChangeAspect="1"/>
+            </wp:cNvGraphicFramePr>
+            <a:graphic xmlns:a="http://schemas.openxmlformats.org/drawingml/2006/main">
+              <a:graphicData uri="http://schemas.openxmlformats.org/drawingml/2006/picture">
+                <pic:pic xmlns:pic="http://schemas.openxmlformats.org/drawingml/2006/picture">
+                  <pic:nvPicPr>
+                    <pic:cNvPr id="0" name="Picture 3"/>
+                    <pic:cNvPicPr>
+                      <a:picLocks noChangeAspect="1" noChangeArrowheads="1"/>
+                    </pic:cNvPicPr>
+                  </pic:nvPicPr>
+                  <pic:blipFill>
+                    <a:blip r:embed="rId9" cstate="print">
+                      <a:extLst>
+                        <a:ext uri="{28A0092B-C50C-407E-A947-70E740481C1C}">
+                          <a14:useLocalDpi xmlns:a14="http://schemas.microsoft.com/office/drawing/2010/main" val="0"/>
+                        </a:ext>
+                      </a:extLst>
+                    </a:blip>
+                    <a:srcRect/>
+                    <a:stretch>
+                      <a:fillRect/>
+                    </a:stretch>
+                  </pic:blipFill>
+                  <pic:spPr bwMode="auto">
+                    <a:xfrm>
+                      <a:off x="0" y="0"/>
+                      <a:ext cx="1545336" cy="1545336"/>
+                    </a:xfrm>
+                    <a:prstGeom prst="rect">
+                      <a:avLst/>
+                    </a:prstGeom>
+                    <a:noFill/>
+                    <a:ln w="19050">
+                      <a:solidFill>
+                        <a:schemeClr val="tx1"/>
+                      </a:solidFill>
+                    </a:ln>
+                  </pic:spPr>
+                </pic:pic>
+              </a:graphicData>
+            </a:graphic>
+            <wp14:sizeRelH relativeFrom="page">
+              <wp14:pctWidth>0</wp14:pctWidth>
+            </wp14:sizeRelH>
+            <wp14:sizeRelV relativeFrom="page">
+              <wp14:pctHeight>0</wp14:pctHeight>
+            </wp14:sizeRelV>
+          </wp:anchor>
+        </w:drawing>
+      </w:r>
+      <w:r>
+        <w:rPr>
+          <w:rFonts w:ascii="Arial" w:hAnsi="Arial" w:cs="Arial"/>
+          <w:b/>
+          <w:bCs/>
+        </w:rPr>
+        <w:t>TORREFRANCA, ZCHERHEINE AGUADO</w:t>
+      </w:r>
+      <w:r>
+        <w:rPr>
+          <w:rFonts w:ascii="Arial" w:hAnsi="Arial" w:cs="Arial"/>
+        </w:rPr>
+        <w:br/>
+        <w:t>‎</w:t>
+      </w:r>
+      <w:r>
+        <w:rPr>
+          <w:rFonts w:ascii="Arial" w:hAnsi="Arial" w:cs="Arial"/>
+        </w:rPr>
+        <w:t xml:space="preserve">Padre Burgos St., </w:t>
+      </w:r>
+      <w:proofErr w:type="spellStart"/>
+      <w:r>
+        <w:rPr>
+          <w:rFonts w:ascii="Arial" w:hAnsi="Arial" w:cs="Arial"/>
+        </w:rPr>
+        <w:t>Brgy</w:t>
+      </w:r>
+      <w:proofErr w:type="spellEnd"/>
+      <w:r>
+        <w:rPr>
+          <w:rFonts w:ascii="Arial" w:hAnsi="Arial" w:cs="Arial"/>
+        </w:rPr>
+        <w:t>.</w:t>
+      </w:r>
+      <w:r>
+        <w:rPr>
+          <w:rFonts w:ascii="Arial" w:hAnsi="Arial" w:cs="Arial"/>
+        </w:rPr>
+        <w:t xml:space="preserve"> </w:t>
+      </w:r>
+      <w:r>
+        <w:rPr>
+          <w:rFonts w:ascii="Arial" w:hAnsi="Arial" w:cs="Arial"/>
+        </w:rPr>
+        <w:t>II, Santa Maria, Laguna</w:t>
+      </w:r>
+    </w:p>
+    <w:p>
+      <w:pPr>
+        <w:spacing w:after="0" w:line="240" w:lineRule="auto"/>
+        <w:rPr>
+          <w:rFonts w:ascii="Arial" w:hAnsi="Arial" w:cs="Arial"/>
+        </w:rPr>
+      </w:pPr>
+      <w:r>
+        <w:rPr>
+          <w:rFonts w:ascii="Arial" w:hAnsi="Arial" w:cs="Arial"/>
+        </w:rPr>
+        <w:t>zcherheinetorrefranca@gmail.com</w:t>
+      </w:r>
+      <w:r>
+        <w:rPr>
+          <w:rFonts w:ascii="Arial" w:hAnsi="Arial" w:cs="Arial"/>
+        </w:rPr>
+        <w:br/>
+      </w:r>
+      <w:r>
+        <w:rPr>
+          <w:rFonts w:ascii="Arial" w:hAnsi="Arial" w:cs="Arial"/>
+        </w:rPr>
+        <w:br/>
+      </w:r>
+      <w:r>
+        <w:rPr>
+          <w:rFonts w:ascii="Arial" w:hAnsi="Arial" w:cs="Arial"/>
+          <w:b/>
+          <w:bCs/>
+        </w:rPr>
+        <w:t>PERSONAL DATA</w:t>
+      </w:r>
+    </w:p>
+    <w:p>
+      <w:pPr>
+        <w:spacing w:after="0" w:line="240" w:lineRule="auto"/>
+        <w:rPr>
+          <w:rFonts w:ascii="Arial" w:hAnsi="Arial" w:cs="Arial"/>
+        </w:rPr>
+      </w:pPr>
+      <w:r>
+        <w:rPr>
+          <w:rFonts w:ascii="Arial" w:hAnsi="Arial" w:cs="Arial" w:hint="cs"/>
+        </w:rPr>
+        <w:t>‎</w:t>
+      </w:r>
+      <w:r>
+        <w:rPr>
+          <w:rFonts w:ascii="Arial" w:hAnsi="Arial" w:cs="Arial"/>
+        </w:rPr>
+        <w:t>Date of Birth</w:t>
+      </w:r>
+      <w:r>
+        <w:rPr>
+          <w:rFonts w:ascii="Arial" w:hAnsi="Arial" w:cs="Arial"/>
+        </w:rPr>
+        <w:tab/>
+      </w:r>
+      <w:r>
+        <w:rPr>
+          <w:rFonts w:ascii="Arial" w:hAnsi="Arial" w:cs="Arial"/>
+        </w:rPr>
+        <w:tab/>
+      </w:r>
+      <w:r>
+        <w:rPr>
+          <w:rFonts w:ascii="Arial" w:hAnsi="Arial" w:cs="Arial"/>
+        </w:rPr>
+        <w:t xml:space="preserve">: </w:t>
+      </w:r>
+      <w:r>
+        <w:rPr>
+          <w:rFonts w:ascii="Arial" w:hAnsi="Arial" w:cs="Arial"/>
+        </w:rPr>
+        <w:tab/>
+      </w:r>
+      <w:r>
+        <w:rPr>
+          <w:rFonts w:ascii="Arial" w:hAnsi="Arial" w:cs="Arial"/>
+        </w:rPr>
+        <w:t>December 19, 2007</w:t>
+      </w:r>
+    </w:p>
+    <w:p>
+      <w:pPr>
+        <w:spacing w:after="0" w:line="240" w:lineRule="auto"/>
+        <w:rPr>
+          <w:rFonts w:ascii="Arial" w:hAnsi="Arial" w:cs="Arial"/>
+        </w:rPr>
+      </w:pPr>
+      <w:r>
+        <w:rPr>
+          <w:rFonts w:ascii="Arial" w:hAnsi="Arial" w:cs="Arial" w:hint="cs"/>
+        </w:rPr>
+        <w:t>‎</w:t>
+      </w:r>
+      <w:r>
+        <w:rPr>
+          <w:rFonts w:ascii="Arial" w:hAnsi="Arial" w:cs="Arial"/>
+        </w:rPr>
+        <w:t>Place of Birth</w:t>
+      </w:r>
+      <w:r>
+        <w:rPr>
+          <w:rFonts w:ascii="Arial" w:hAnsi="Arial" w:cs="Arial"/>
+        </w:rPr>
+        <w:tab/>
+      </w:r>
+      <w:r>
+        <w:rPr>
+          <w:rFonts w:ascii="Arial" w:hAnsi="Arial" w:cs="Arial"/>
+        </w:rPr>
+        <w:tab/>
+      </w:r>
+      <w:r>
+        <w:rPr>
+          <w:rFonts w:ascii="Arial" w:hAnsi="Arial" w:cs="Arial"/>
+        </w:rPr>
+        <w:t xml:space="preserve">: </w:t>
+      </w:r>
+      <w:r>
+        <w:rPr>
+          <w:rFonts w:ascii="Arial" w:hAnsi="Arial" w:cs="Arial"/>
+        </w:rPr>
+        <w:tab/>
+      </w:r>
+      <w:r>
+        <w:rPr>
+          <w:rFonts w:ascii="Arial" w:hAnsi="Arial" w:cs="Arial"/>
+        </w:rPr>
+        <w:t xml:space="preserve">Sta. Maria, Laguna </w:t>
+      </w:r>
+    </w:p>
+    <w:p>
+      <w:pPr>
+        <w:spacing w:after="0" w:line="240" w:lineRule="auto"/>
+        <w:rPr>
+          <w:rFonts w:ascii="Arial" w:hAnsi="Arial" w:cs="Arial"/>
+        </w:rPr>
+      </w:pPr>
+      <w:r>
+        <w:rPr>
+          <w:rFonts w:ascii="Arial" w:hAnsi="Arial" w:cs="Arial" w:hint="cs"/>
+        </w:rPr>
+        <w:t>‎</w:t>
+      </w:r>
+      <w:r>
+        <w:rPr>
+          <w:rFonts w:ascii="Arial" w:hAnsi="Arial" w:cs="Arial"/>
+        </w:rPr>
+        <w:t>Age</w:t>
+      </w:r>
+      <w:r>
+        <w:rPr>
+          <w:rFonts w:ascii="Arial" w:hAnsi="Arial" w:cs="Arial"/>
+        </w:rPr>
+        <w:tab/>
+      </w:r>
+      <w:r>
+        <w:rPr>
+          <w:rFonts w:ascii="Arial" w:hAnsi="Arial" w:cs="Arial"/>
+        </w:rPr>
+        <w:tab/>
+      </w:r>
+      <w:r>
+        <w:rPr>
+          <w:rFonts w:ascii="Arial" w:hAnsi="Arial" w:cs="Arial"/>
+        </w:rPr>
+        <w:tab/>
+      </w:r>
+      <w:r>
+        <w:rPr>
+          <w:rFonts w:ascii="Arial" w:hAnsi="Arial" w:cs="Arial"/>
+        </w:rPr>
+        <w:t>:</w:t>
+      </w:r>
+      <w:r>
+        <w:rPr>
+          <w:rFonts w:ascii="Arial" w:hAnsi="Arial" w:cs="Arial"/>
+        </w:rPr>
+        <w:tab/>
+      </w:r>
+      <w:r>
+        <w:rPr>
+          <w:rFonts w:ascii="Arial" w:hAnsi="Arial" w:cs="Arial"/>
+        </w:rPr>
+        <w:t>1</w:t>
+      </w:r>
+      <w:r>
+        <w:rPr>
+          <w:rFonts w:ascii="Arial" w:hAnsi="Arial" w:cs="Arial"/>
+        </w:rPr>
+        <w:t>8</w:t>
+      </w:r>
+    </w:p>
+    <w:p>
+      <w:pPr>
+        <w:spacing w:after="0" w:line="240" w:lineRule="auto"/>
+        <w:rPr>
+          <w:rFonts w:ascii="Arial" w:hAnsi="Arial" w:cs="Arial"/>
+        </w:rPr>
+      </w:pPr>
+      <w:r>
+        <w:rPr>
+          <w:rFonts w:ascii="Arial" w:hAnsi="Arial" w:cs="Arial" w:hint="cs"/>
+        </w:rPr>
+        <w:t>‎</w:t>
+      </w:r>
+      <w:r>
+        <w:rPr>
+          <w:rFonts w:ascii="Arial" w:hAnsi="Arial" w:cs="Arial"/>
+        </w:rPr>
+        <w:t>Sex</w:t>
+      </w:r>
+      <w:r>
+        <w:rPr>
+          <w:rFonts w:ascii="Arial" w:hAnsi="Arial" w:cs="Arial"/>
+        </w:rPr>
+        <w:tab/>
+      </w:r>
+      <w:r>
+        <w:rPr>
+          <w:rFonts w:ascii="Arial" w:hAnsi="Arial" w:cs="Arial"/>
+        </w:rPr>
+        <w:tab/>
+      </w:r>
+      <w:r>
+        <w:rPr>
+          <w:rFonts w:ascii="Arial" w:hAnsi="Arial" w:cs="Arial"/>
+        </w:rPr>
+        <w:tab/>
+      </w:r>
+      <w:r>
+        <w:rPr>
+          <w:rFonts w:ascii="Arial" w:hAnsi="Arial" w:cs="Arial"/>
+        </w:rPr>
+        <w:t>:</w:t>
+      </w:r>
+      <w:r>
+        <w:rPr>
+          <w:rFonts w:ascii="Arial" w:hAnsi="Arial" w:cs="Arial"/>
+        </w:rPr>
+        <w:tab/>
+        <w:t>Fem</w:t>
+      </w:r>
+      <w:r>
+        <w:rPr>
+          <w:rFonts w:ascii="Arial" w:hAnsi="Arial" w:cs="Arial"/>
+        </w:rPr>
+        <w:t xml:space="preserve">ale </w:t>
+      </w:r>
+    </w:p>
+    <w:p>
+      <w:pPr>
+        <w:spacing w:after="0" w:line="240" w:lineRule="auto"/>
+        <w:rPr>
+          <w:rFonts w:ascii="Arial" w:hAnsi="Arial" w:cs="Arial"/>
+        </w:rPr>
+      </w:pPr>
+      <w:r>
+        <w:rPr>
+          <w:rFonts w:ascii="Arial" w:hAnsi="Arial" w:cs="Arial" w:hint="cs"/>
+        </w:rPr>
+        <w:t>‎</w:t>
+      </w:r>
+      <w:r>
+        <w:rPr>
+          <w:rFonts w:ascii="Arial" w:hAnsi="Arial" w:cs="Arial"/>
+        </w:rPr>
+        <w:t>Civil Status</w:t>
+      </w:r>
+      <w:r>
+        <w:rPr>
+          <w:rFonts w:ascii="Arial" w:hAnsi="Arial" w:cs="Arial"/>
+        </w:rPr>
+        <w:tab/>
+      </w:r>
+      <w:r>
+        <w:rPr>
+          <w:rFonts w:ascii="Arial" w:hAnsi="Arial" w:cs="Arial"/>
+        </w:rPr>
+        <w:tab/>
+      </w:r>
+      <w:r>
+        <w:rPr>
+          <w:rFonts w:ascii="Arial" w:hAnsi="Arial" w:cs="Arial"/>
+        </w:rPr>
+        <w:t xml:space="preserve">: </w:t>
+      </w:r>
+      <w:r>
+        <w:rPr>
+          <w:rFonts w:ascii="Arial" w:hAnsi="Arial" w:cs="Arial"/>
+        </w:rPr>
+        <w:tab/>
+      </w:r>
+      <w:r>
+        <w:rPr>
+          <w:rFonts w:ascii="Arial" w:hAnsi="Arial" w:cs="Arial"/>
+        </w:rPr>
+        <w:t>Single</w:t>
+      </w:r>
+    </w:p>
+    <w:p>
+      <w:pPr>
+        <w:spacing w:after="0" w:line="240" w:lineRule="auto"/>
+        <w:rPr>
+          <w:rFonts w:ascii="Arial" w:hAnsi="Arial" w:cs="Arial"/>
+        </w:rPr>
+      </w:pPr>
+      <w:r>
+        <w:rPr>
+          <w:rFonts w:ascii="Arial" w:hAnsi="Arial" w:cs="Arial" w:hint="cs"/>
+        </w:rPr>
+        <w:t>‎</w:t>
+      </w:r>
+      <w:r>
+        <w:rPr>
+          <w:rFonts w:ascii="Arial" w:hAnsi="Arial" w:cs="Arial"/>
+        </w:rPr>
+        <w:t>Nationality</w:t>
+      </w:r>
+      <w:r>
+        <w:rPr>
+          <w:rFonts w:ascii="Arial" w:hAnsi="Arial" w:cs="Arial"/>
+        </w:rPr>
+        <w:tab/>
+      </w:r>
+      <w:r>
+        <w:rPr>
+          <w:rFonts w:ascii="Arial" w:hAnsi="Arial" w:cs="Arial"/>
+        </w:rPr>
+        <w:tab/>
+      </w:r>
+      <w:r>
+        <w:rPr>
+          <w:rFonts w:ascii="Arial" w:hAnsi="Arial" w:cs="Arial"/>
+        </w:rPr>
+        <w:t xml:space="preserve">: </w:t>
+      </w:r>
+      <w:r>
+        <w:rPr>
+          <w:rFonts w:ascii="Arial" w:hAnsi="Arial" w:cs="Arial"/>
+        </w:rPr>
+        <w:tab/>
+      </w:r>
+      <w:r>
+        <w:rPr>
+          <w:rFonts w:ascii="Arial" w:hAnsi="Arial" w:cs="Arial"/>
+        </w:rPr>
+        <w:t>Filipino</w:t>
+      </w:r>
+    </w:p>
+    <w:p>
+      <w:pPr>
+        <w:spacing w:after="0" w:line="240" w:lineRule="auto"/>
+        <w:rPr>
+          <w:rFonts w:ascii="Arial" w:hAnsi="Arial" w:cs="Arial"/>
+        </w:rPr>
+      </w:pPr>
+      <w:r>
+        <w:rPr>
+          <w:rFonts w:ascii="Arial" w:hAnsi="Arial" w:cs="Arial" w:hint="cs"/>
+        </w:rPr>
+        <w:t>‎</w:t>
+      </w:r>
+      <w:r>
+        <w:rPr>
+          <w:rFonts w:ascii="Arial" w:hAnsi="Arial" w:cs="Arial"/>
+        </w:rPr>
+        <w:t>Religion</w:t>
+      </w:r>
+      <w:r>
+        <w:rPr>
+          <w:rFonts w:ascii="Arial" w:hAnsi="Arial" w:cs="Arial"/>
+        </w:rPr>
+        <w:tab/>
+      </w:r>
+      <w:r>
+        <w:rPr>
+          <w:rFonts w:ascii="Arial" w:hAnsi="Arial" w:cs="Arial"/>
+        </w:rPr>
+        <w:tab/>
+      </w:r>
+      <w:r>
+        <w:rPr>
+          <w:rFonts w:ascii="Arial" w:hAnsi="Arial" w:cs="Arial"/>
+        </w:rPr>
+        <w:t xml:space="preserve">: </w:t>
+      </w:r>
+      <w:r>
+        <w:rPr>
+          <w:rFonts w:ascii="Arial" w:hAnsi="Arial" w:cs="Arial"/>
+        </w:rPr>
+        <w:tab/>
+      </w:r>
+      <w:r>
+        <w:rPr>
+          <w:rFonts w:ascii="Arial" w:hAnsi="Arial" w:cs="Arial"/>
+        </w:rPr>
+        <w:t>Roman Catholic</w:t>
+      </w:r>
+    </w:p>
+    <w:p>
+      <w:pPr>
+        <w:spacing w:after="0" w:line="240" w:lineRule="auto"/>
+        <w:rPr>
+          <w:rFonts w:ascii="Arial" w:hAnsi="Arial" w:cs="Arial"/>
+        </w:rPr>
+      </w:pPr>
+    </w:p>
+    <w:p>
+      <w:pPr>
+        <w:spacing w:after="0" w:line="240" w:lineRule="auto"/>
+        <w:rPr>
+          <w:rFonts w:ascii="Arial" w:hAnsi="Arial" w:cs="Arial"/>
+          <w:b/>
+          <w:bCs/>
+        </w:rPr>
+      </w:pPr>
+      <w:r>
+        <w:rPr>
+          <w:rFonts w:ascii="Arial" w:hAnsi="Arial" w:cs="Arial"/>
+          <w:b/>
+          <w:bCs/>
+        </w:rPr>
+        <w:t>EDUCATIONAL BACKGROUND</w:t>
+      </w:r>
+    </w:p>
+    <w:p>
+      <w:pPr>
+        <w:spacing w:after="0" w:line="240" w:lineRule="auto"/>
+        <w:rPr>
+          <w:rFonts w:ascii="Arial" w:hAnsi="Arial" w:cs="Arial"/>
+        </w:rPr>
+      </w:pPr>
+      <w:r>
+        <w:rPr>
+          <w:rFonts w:ascii="Arial" w:hAnsi="Arial" w:cs="Arial" w:hint="cs"/>
+        </w:rPr>
+        <w:t>‎</w:t>
+      </w:r>
+      <w:r>
+        <w:rPr>
+          <w:rFonts w:ascii="Arial" w:hAnsi="Arial" w:cs="Arial"/>
+        </w:rPr>
+        <w:t>Secondary</w:t>
+      </w:r>
+    </w:p>
+    <w:p>
+      <w:pPr>
+        <w:spacing w:after="0" w:line="240" w:lineRule="auto"/>
+        <w:rPr>
+          <w:rFonts w:ascii="Arial" w:hAnsi="Arial" w:cs="Arial"/>
+        </w:rPr>
+      </w:pPr>
+      <w:proofErr w:type="gramStart"/>
+      <w:r>
+        <w:rPr>
+          <w:rFonts w:ascii="Arial" w:hAnsi="Arial" w:cs="Arial" w:hint="cs"/>
+        </w:rPr>
+        <w:t>‎</w:t>
+      </w:r>
+      <w:r>
+        <w:rPr>
+          <w:rFonts w:ascii="Arial" w:hAnsi="Arial" w:cs="Arial"/>
+        </w:rPr>
+        <w:t xml:space="preserve">  Senior</w:t>
+      </w:r>
+      <w:proofErr w:type="gramEnd"/>
+      <w:r>
+        <w:rPr>
+          <w:rFonts w:ascii="Arial" w:hAnsi="Arial" w:cs="Arial"/>
+        </w:rPr>
+        <w:t xml:space="preserve"> High School</w:t>
+      </w:r>
+    </w:p>
+    <w:p>
+      <w:pPr>
+        <w:spacing w:after="0" w:line="240" w:lineRule="auto"/>
+        <w:rPr>
+          <w:rFonts w:ascii="Arial" w:hAnsi="Arial" w:cs="Arial"/>
+        </w:rPr>
+      </w:pPr>
+      <w:r>
+        <w:rPr>
+          <w:rFonts w:ascii="Arial" w:hAnsi="Arial" w:cs="Arial"/>
+        </w:rPr>
+        <w:t xml:space="preserve">    2024 - 2026</w:t>
+      </w:r>
+    </w:p>
+    <w:p>
+      <w:pPr>
+        <w:spacing w:after="0" w:line="240" w:lineRule="auto"/>
+        <w:rPr>
+          <w:rFonts w:ascii="Arial" w:hAnsi="Arial" w:cs="Arial"/>
+        </w:rPr>
+      </w:pPr>
+      <w:r>
+        <w:rPr>
+          <w:rFonts w:ascii="Arial" w:hAnsi="Arial" w:cs="Arial"/>
+        </w:rPr>
+        <w:t xml:space="preserve">    Sta. Maria Integrated High School</w:t>
+      </w:r>
+    </w:p>
+    <w:p>
+      <w:pPr>
+        <w:spacing w:after="0" w:line="240" w:lineRule="auto"/>
+        <w:rPr>
+          <w:rFonts w:ascii="Arial" w:hAnsi="Arial" w:cs="Arial"/>
+        </w:rPr>
+      </w:pPr>
+      <w:r>
+        <w:rPr>
+          <w:rFonts w:ascii="Arial" w:hAnsi="Arial" w:cs="Arial" w:hint="cs"/>
+        </w:rPr>
+        <w:t>‎</w:t>
+      </w:r>
+      <w:r>
+        <w:rPr>
+          <w:rFonts w:ascii="Arial" w:hAnsi="Arial" w:cs="Arial"/>
+        </w:rPr>
+        <w:t xml:space="preserve">    Santa Maria, Laguna</w:t>
+      </w:r>
+    </w:p>
+    <w:p>
+      <w:pPr>
+        <w:spacing w:after="0" w:line="240" w:lineRule="auto"/>
+        <w:rPr>
+          <w:rFonts w:ascii="Arial" w:hAnsi="Arial" w:cs="Arial"/>
+        </w:rPr>
+      </w:pPr>
+      <w:r>
+        <w:rPr>
+          <w:rFonts w:ascii="Arial" w:hAnsi="Arial" w:cs="Arial" w:hint="cs"/>
+        </w:rPr>
+        <w:t>‎</w:t>
+      </w:r>
+      <w:r>
+        <w:rPr>
+          <w:rFonts w:ascii="Arial" w:hAnsi="Arial" w:cs="Arial"/>
+        </w:rPr>
+        <w:t xml:space="preserve">    Academic Track - Science, Technology, Engineering and Mathematics</w:t>
+      </w:r>
+    </w:p>
+    <w:p>
+      <w:pPr>
+        <w:spacing w:after="0" w:line="240" w:lineRule="auto"/>
+        <w:rPr>
+          <w:rFonts w:ascii="Arial" w:hAnsi="Arial" w:cs="Arial"/>
+        </w:rPr>
+      </w:pPr>
+      <w:r>
+        <w:rPr>
+          <w:rFonts w:ascii="Arial" w:hAnsi="Arial" w:cs="Arial" w:hint="cs"/>
+        </w:rPr>
+        <w:t>‎</w:t>
+      </w:r>
+      <w:r>
+        <w:rPr>
+          <w:rFonts w:ascii="Arial" w:hAnsi="Arial" w:cs="Arial"/>
+        </w:rPr>
+        <w:t xml:space="preserve">  </w:t>
+      </w:r>
+    </w:p>
+    <w:p>
+      <w:pPr>
+        <w:spacing w:after="0" w:line="240" w:lineRule="auto"/>
+        <w:rPr>
+          <w:rFonts w:ascii="Arial" w:hAnsi="Arial" w:cs="Arial"/>
+        </w:rPr>
+      </w:pPr>
+      <w:proofErr w:type="gramStart"/>
+      <w:r>
+        <w:rPr>
+          <w:rFonts w:ascii="Arial" w:hAnsi="Arial" w:cs="Arial" w:hint="cs"/>
+        </w:rPr>
+        <w:t>‎</w:t>
+      </w:r>
+      <w:r>
+        <w:rPr>
+          <w:rFonts w:ascii="Arial" w:hAnsi="Arial" w:cs="Arial"/>
+        </w:rPr>
+        <w:t xml:space="preserve">  Junior</w:t>
+      </w:r>
+      <w:proofErr w:type="gramEnd"/>
+      <w:r>
+        <w:rPr>
+          <w:rFonts w:ascii="Arial" w:hAnsi="Arial" w:cs="Arial"/>
+        </w:rPr>
+        <w:t xml:space="preserve"> High School</w:t>
+      </w:r>
+    </w:p>
+    <w:p>
+      <w:pPr>
+        <w:spacing w:after="0" w:line="240" w:lineRule="auto"/>
+        <w:rPr>
+          <w:rFonts w:ascii="Arial" w:hAnsi="Arial" w:cs="Arial"/>
+        </w:rPr>
+      </w:pPr>
+      <w:r>
+        <w:rPr>
+          <w:rFonts w:ascii="Arial" w:hAnsi="Arial" w:cs="Arial" w:hint="cs"/>
+        </w:rPr>
+        <w:t>‎</w:t>
+      </w:r>
+      <w:r>
+        <w:rPr>
+          <w:rFonts w:ascii="Arial" w:hAnsi="Arial" w:cs="Arial"/>
+        </w:rPr>
+        <w:t xml:space="preserve">    2020 - 2024</w:t>
+      </w:r>
+    </w:p>
+    <w:p>
+      <w:pPr>
+        <w:spacing w:after="0" w:line="240" w:lineRule="auto"/>
+        <w:rPr>
+          <w:rFonts w:ascii="Arial" w:hAnsi="Arial" w:cs="Arial"/>
+        </w:rPr>
+      </w:pPr>
+      <w:r>
+        <w:rPr>
+          <w:rFonts w:ascii="Arial" w:hAnsi="Arial" w:cs="Arial"/>
+        </w:rPr>
+        <w:t xml:space="preserve">    Sta. Maria Integrated High School</w:t>
+      </w:r>
+    </w:p>
+    <w:p>
+      <w:pPr>
+        <w:spacing w:after="0" w:line="240" w:lineRule="auto"/>
+        <w:rPr>
+          <w:rFonts w:ascii="Arial" w:hAnsi="Arial" w:cs="Arial"/>
+        </w:rPr>
+      </w:pPr>
+      <w:r>
+        <w:rPr>
+          <w:rFonts w:ascii="Arial" w:hAnsi="Arial" w:cs="Arial" w:hint="cs"/>
+        </w:rPr>
+        <w:t>‎</w:t>
+      </w:r>
+      <w:r>
+        <w:rPr>
+          <w:rFonts w:ascii="Arial" w:hAnsi="Arial" w:cs="Arial"/>
+        </w:rPr>
+        <w:t xml:space="preserve">    Santa Maria, Laguna</w:t>
+      </w:r>
+    </w:p>
+    <w:p>
+      <w:pPr>
+        <w:spacing w:after="0" w:line="240" w:lineRule="auto"/>
+        <w:rPr>
+          <w:rFonts w:ascii="Arial" w:hAnsi="Arial" w:cs="Arial"/>
+        </w:rPr>
+      </w:pPr>
+      <w:r>
+        <w:rPr>
+          <w:rFonts w:ascii="Arial" w:hAnsi="Arial" w:cs="Arial" w:hint="cs"/>
+        </w:rPr>
+        <w:t>‎</w:t>
+      </w:r>
+    </w:p>
+    <w:p>
+      <w:pPr>
+        <w:spacing w:after="0" w:line="240" w:lineRule="auto"/>
+        <w:rPr>
+          <w:rFonts w:ascii="Arial" w:hAnsi="Arial" w:cs="Arial"/>
+        </w:rPr>
+      </w:pPr>
+      <w:r>
+        <w:rPr>
+          <w:rFonts w:ascii="Arial" w:hAnsi="Arial" w:cs="Arial" w:hint="cs"/>
+        </w:rPr>
+        <w:t>‎</w:t>
+      </w:r>
+      <w:r>
+        <w:rPr>
+          <w:rFonts w:ascii="Arial" w:hAnsi="Arial" w:cs="Arial"/>
+        </w:rPr>
+        <w:t>Primary</w:t>
+      </w:r>
+    </w:p>
+    <w:p>
+      <w:pPr>
+        <w:spacing w:after="0" w:line="240" w:lineRule="auto"/>
+        <w:rPr>
+          <w:rFonts w:ascii="Arial" w:hAnsi="Arial" w:cs="Arial"/>
+        </w:rPr>
+      </w:pPr>
+      <w:r>
+        <w:rPr>
+          <w:rFonts w:ascii="Arial" w:hAnsi="Arial" w:cs="Arial"/>
+        </w:rPr>
+        <w:t xml:space="preserve">  </w:t>
+      </w:r>
+      <w:r>
+        <w:rPr>
+          <w:rFonts w:ascii="Arial" w:hAnsi="Arial" w:cs="Arial"/>
+        </w:rPr>
+        <w:t>201</w:t>
+      </w:r>
+      <w:r>
+        <w:rPr>
+          <w:rFonts w:ascii="Arial" w:hAnsi="Arial" w:cs="Arial"/>
+        </w:rPr>
+        <w:t>4</w:t>
+      </w:r>
+      <w:r>
+        <w:rPr>
+          <w:rFonts w:ascii="Arial" w:hAnsi="Arial" w:cs="Arial"/>
+        </w:rPr>
+        <w:t xml:space="preserve"> - 2020</w:t>
+      </w:r>
+    </w:p>
+    <w:p>
+      <w:pPr>
+        <w:spacing w:after="0" w:line="240" w:lineRule="auto"/>
+        <w:rPr>
+          <w:rFonts w:ascii="Arial" w:hAnsi="Arial" w:cs="Arial"/>
+        </w:rPr>
+      </w:pPr>
+      <w:r>
+        <w:rPr>
+          <w:rFonts w:ascii="Arial" w:hAnsi="Arial" w:cs="Arial"/>
+        </w:rPr>
+        <w:t xml:space="preserve">  Santa Maria Elementary School</w:t>
+      </w:r>
+    </w:p>
+    <w:p>
+      <w:pPr>
+        <w:spacing w:after="0" w:line="240" w:lineRule="auto"/>
+        <w:rPr>
+          <w:rFonts w:ascii="Arial" w:hAnsi="Arial" w:cs="Arial"/>
+        </w:rPr>
+      </w:pPr>
+      <w:r>
+        <w:rPr>
+          <w:rFonts w:ascii="Arial" w:hAnsi="Arial" w:cs="Arial"/>
+        </w:rPr>
+        <w:t xml:space="preserve">  Santa Maria, Laguna</w:t>
+      </w:r>
+    </w:p>
+    <w:p>
+      <w:pPr>
+        <w:spacing w:after="0" w:line="240" w:lineRule="auto"/>
+        <w:rPr>
+          <w:rFonts w:ascii="Arial" w:hAnsi="Arial" w:cs="Arial"/>
+        </w:rPr>
+      </w:pPr>
+    </w:p>
+    <w:p>
+      <w:pPr>
+        <w:spacing w:after="0" w:line="240" w:lineRule="auto"/>
+        <w:rPr>
+          <w:rFonts w:ascii="Arial" w:hAnsi="Arial" w:cs="Arial"/>
+        </w:rPr>
+      </w:pPr>
+      <w:r>
+        <w:rPr>
+          <w:rFonts w:ascii="Arial" w:hAnsi="Arial" w:cs="Arial" w:hint="cs"/>
+        </w:rPr>
+        <w:t>‎</w:t>
+      </w:r>
+      <w:r>
+        <w:rPr>
+          <w:rFonts w:ascii="Arial" w:hAnsi="Arial" w:cs="Arial"/>
+          <w:b/>
+          <w:bCs/>
+        </w:rPr>
+        <w:t xml:space="preserve">ACHIEVEMENTS </w:t>
+      </w:r>
+    </w:p>
+    <w:p>
+      <w:pPr>
+        <w:spacing w:after="0" w:line="240" w:lineRule="auto"/>
+        <w:rPr>
+          <w:rFonts w:ascii="Arial" w:hAnsi="Arial" w:cs="Arial"/>
+        </w:rPr>
+      </w:pPr>
+      <w:r>
+        <w:rPr>
+          <w:rFonts w:ascii="Arial" w:hAnsi="Arial" w:cs="Arial" w:hint="cs"/>
+        </w:rPr>
+        <w:t>‎</w:t>
+      </w:r>
+      <w:r>
+        <w:rPr>
+          <w:rFonts w:ascii="Arial" w:hAnsi="Arial" w:cs="Arial"/>
+        </w:rPr>
+        <w:t>2025</w:t>
+      </w:r>
+      <w:r>
+        <w:rPr>
+          <w:rFonts w:ascii="Arial" w:hAnsi="Arial" w:cs="Arial"/>
+        </w:rPr>
+        <w:tab/>
+      </w:r>
+      <w:r>
+        <w:rPr>
+          <w:rFonts w:ascii="Arial" w:hAnsi="Arial" w:cs="Arial"/>
+        </w:rPr>
+        <w:t xml:space="preserve">With Honors </w:t>
+      </w:r>
+    </w:p>
+    <w:p>
+      <w:pPr>
+        <w:spacing w:after="0" w:line="240" w:lineRule="auto"/>
+        <w:rPr>
+          <w:rFonts w:ascii="Arial" w:hAnsi="Arial" w:cs="Arial"/>
+        </w:rPr>
+      </w:pPr>
+      <w:r>
+        <w:rPr>
+          <w:rFonts w:ascii="Arial" w:hAnsi="Arial" w:cs="Arial"/>
+        </w:rPr>
+        <w:t>2024</w:t>
+      </w:r>
+      <w:r>
+        <w:rPr>
+          <w:rFonts w:ascii="Arial" w:hAnsi="Arial" w:cs="Arial"/>
+        </w:rPr>
+        <w:tab/>
+      </w:r>
+      <w:r>
+        <w:rPr>
+          <w:rFonts w:ascii="Arial" w:hAnsi="Arial" w:cs="Arial"/>
+        </w:rPr>
+        <w:t>With Honors</w:t>
+      </w:r>
+    </w:p>
+    <w:p>
+      <w:pPr>
+        <w:spacing w:after="0" w:line="240" w:lineRule="auto"/>
+        <w:rPr>
+          <w:rFonts w:ascii="Arial" w:hAnsi="Arial" w:cs="Arial"/>
+        </w:rPr>
+      </w:pPr>
+      <w:r>
+        <w:rPr>
+          <w:rFonts w:ascii="Arial" w:hAnsi="Arial" w:cs="Arial"/>
+        </w:rPr>
+        <w:tab/>
+      </w:r>
+      <w:r>
+        <w:rPr>
+          <w:rFonts w:ascii="Arial" w:hAnsi="Arial" w:cs="Arial"/>
+        </w:rPr>
+        <w:t>Best Club (Science Club)</w:t>
+      </w:r>
+    </w:p>
+    <w:p>
+      <w:pPr>
+        <w:spacing w:after="0" w:line="240" w:lineRule="auto"/>
+        <w:rPr>
+          <w:rFonts w:ascii="Arial" w:hAnsi="Arial" w:cs="Arial"/>
+        </w:rPr>
+      </w:pPr>
+      <w:r>
+        <w:rPr>
+          <w:rFonts w:ascii="Arial" w:hAnsi="Arial" w:cs="Arial"/>
+        </w:rPr>
+        <w:tab/>
+      </w:r>
+      <w:r>
+        <w:rPr>
+          <w:rFonts w:ascii="Arial" w:hAnsi="Arial" w:cs="Arial"/>
+        </w:rPr>
+        <w:t>Chant Making Champion School Based</w:t>
+      </w:r>
+    </w:p>
+    <w:p>
+      <w:pPr>
+        <w:spacing w:after="0" w:line="240" w:lineRule="auto"/>
+        <w:rPr>
+          <w:rFonts w:ascii="Arial" w:hAnsi="Arial" w:cs="Arial"/>
+        </w:rPr>
+      </w:pPr>
+      <w:r>
+        <w:rPr>
+          <w:rFonts w:ascii="Arial" w:hAnsi="Arial" w:cs="Arial"/>
+        </w:rPr>
+        <w:t>2023</w:t>
+      </w:r>
+      <w:r>
+        <w:rPr>
+          <w:rFonts w:ascii="Arial" w:hAnsi="Arial" w:cs="Arial"/>
+        </w:rPr>
+        <w:tab/>
+      </w:r>
+      <w:r>
+        <w:rPr>
+          <w:rFonts w:ascii="Arial" w:hAnsi="Arial" w:cs="Arial"/>
+        </w:rPr>
+        <w:t>With Honors</w:t>
+      </w:r>
+    </w:p>
+    <w:p>
+      <w:pPr>
+        <w:spacing w:after="0" w:line="240" w:lineRule="auto"/>
+        <w:rPr>
+          <w:rFonts w:ascii="Arial" w:hAnsi="Arial" w:cs="Arial"/>
+        </w:rPr>
+      </w:pPr>
+      <w:r>
+        <w:rPr>
+          <w:rFonts w:ascii="Arial" w:hAnsi="Arial" w:cs="Arial"/>
+        </w:rPr>
+        <w:t>2022</w:t>
+      </w:r>
+      <w:r>
+        <w:rPr>
+          <w:rFonts w:ascii="Arial" w:hAnsi="Arial" w:cs="Arial"/>
+        </w:rPr>
+        <w:tab/>
+      </w:r>
+      <w:r>
+        <w:rPr>
+          <w:rFonts w:ascii="Arial" w:hAnsi="Arial" w:cs="Arial"/>
+        </w:rPr>
+        <w:t>Achiever</w:t>
+      </w:r>
+    </w:p>
+    <w:p>
+      <w:pPr>
+        <w:spacing w:after="0" w:line="240" w:lineRule="auto"/>
+        <w:rPr>
+          <w:rFonts w:ascii="Arial" w:hAnsi="Arial" w:cs="Arial"/>
+        </w:rPr>
+      </w:pPr>
+    </w:p>
+    <w:p>
+      <w:pPr>
+        <w:spacing w:after="0" w:line="240" w:lineRule="auto"/>
+        <w:rPr>
+          <w:rFonts w:ascii="Arial" w:hAnsi="Arial" w:cs="Arial"/>
+          <w:b/>
+          <w:bCs/>
+        </w:rPr>
+      </w:pPr>
+      <w:r>
+        <w:rPr>
+          <w:rFonts w:ascii="Arial" w:hAnsi="Arial" w:cs="Arial"/>
+          <w:b/>
+          <w:bCs/>
+        </w:rPr>
+        <w:t>AFFILIATIONS</w:t>
+      </w:r>
+      <w:r>
+        <w:rPr>
+          <w:rFonts w:ascii="Arial" w:hAnsi="Arial" w:cs="Arial"/>
+          <w:b/>
+          <w:bCs/>
+        </w:rPr>
+        <w:tab/>
+      </w:r>
+    </w:p>
+    <w:p>
+      <w:pPr>
+        <w:spacing w:after="0" w:line="240" w:lineRule="auto"/>
+        <w:rPr>
+          <w:rFonts w:ascii="Arial" w:hAnsi="Arial" w:cs="Arial"/>
+        </w:rPr>
+      </w:pPr>
+      <w:r>
+        <w:rPr>
+          <w:rFonts w:ascii="Arial" w:hAnsi="Arial" w:cs="Arial"/>
+        </w:rPr>
+        <w:t>2022</w:t>
+      </w:r>
+      <w:r>
+        <w:rPr>
+          <w:rFonts w:ascii="Arial" w:hAnsi="Arial" w:cs="Arial"/>
+        </w:rPr>
+        <w:t xml:space="preserve"> </w:t>
+      </w:r>
+      <w:r>
+        <w:rPr>
+          <w:rFonts w:ascii="Arial" w:hAnsi="Arial" w:cs="Arial"/>
+        </w:rPr>
+        <w:t>-</w:t>
+      </w:r>
+      <w:r>
+        <w:rPr>
+          <w:rFonts w:ascii="Arial" w:hAnsi="Arial" w:cs="Arial"/>
+        </w:rPr>
+        <w:t xml:space="preserve"> </w:t>
+      </w:r>
+      <w:r>
+        <w:rPr>
+          <w:rFonts w:ascii="Arial" w:hAnsi="Arial" w:cs="Arial"/>
+        </w:rPr>
+        <w:t>2023</w:t>
+      </w:r>
+      <w:r>
+        <w:rPr>
+          <w:rFonts w:ascii="Arial" w:hAnsi="Arial" w:cs="Arial"/>
+        </w:rPr>
+        <w:tab/>
+      </w:r>
+      <w:r>
+        <w:rPr>
+          <w:rFonts w:ascii="Arial" w:hAnsi="Arial" w:cs="Arial"/>
+        </w:rPr>
+        <w:t>Y</w:t>
+      </w:r>
+      <w:r>
+        <w:rPr>
+          <w:rFonts w:ascii="Arial" w:hAnsi="Arial" w:cs="Arial"/>
+        </w:rPr>
+        <w:t>ES</w:t>
+      </w:r>
+      <w:r>
+        <w:rPr>
+          <w:rFonts w:ascii="Arial" w:hAnsi="Arial" w:cs="Arial"/>
+        </w:rPr>
+        <w:t>-O (Member)</w:t>
+      </w:r>
+    </w:p>
+    <w:p>
+      <w:pPr>
+        <w:spacing w:after="0" w:line="240" w:lineRule="auto"/>
+        <w:ind w:left="1440" w:hanging="1440"/>
+        <w:rPr>
+          <w:rFonts w:ascii="Arial" w:hAnsi="Arial" w:cs="Arial"/>
+        </w:rPr>
+      </w:pPr>
+      <w:r>
+        <w:rPr>
+          <w:rFonts w:ascii="Arial" w:hAnsi="Arial" w:cs="Arial"/>
+        </w:rPr>
+        <w:t>2023</w:t>
+      </w:r>
+      <w:r>
+        <w:rPr>
+          <w:rFonts w:ascii="Arial" w:hAnsi="Arial" w:cs="Arial"/>
+        </w:rPr>
+        <w:t xml:space="preserve"> </w:t>
+      </w:r>
+      <w:r>
+        <w:rPr>
+          <w:rFonts w:ascii="Arial" w:hAnsi="Arial" w:cs="Arial"/>
+        </w:rPr>
+        <w:t>-</w:t>
+      </w:r>
+      <w:r>
+        <w:rPr>
+          <w:rFonts w:ascii="Arial" w:hAnsi="Arial" w:cs="Arial"/>
+        </w:rPr>
+        <w:t xml:space="preserve"> </w:t>
+      </w:r>
+      <w:r>
+        <w:rPr>
+          <w:rFonts w:ascii="Arial" w:hAnsi="Arial" w:cs="Arial"/>
+        </w:rPr>
+        <w:t>2024</w:t>
+      </w:r>
+      <w:r>
+        <w:rPr>
+          <w:rFonts w:ascii="Arial" w:hAnsi="Arial" w:cs="Arial"/>
+        </w:rPr>
+        <w:tab/>
+      </w:r>
+      <w:r>
+        <w:rPr>
+          <w:rFonts w:ascii="Arial" w:hAnsi="Arial" w:cs="Arial"/>
+        </w:rPr>
+        <w:t>Science Club (Secretary</w:t>
+      </w:r>
+      <w:r>
+        <w:rPr>
+          <w:rFonts w:ascii="Arial" w:hAnsi="Arial" w:cs="Arial"/>
+        </w:rPr>
+        <w:t>)</w:t>
       </w:r>
     </w:p>
     <w:sectPr>
-      <w:headerReference w:type="default" r:id="rId8"/>
+      <w:headerReference w:type="default" r:id="rId10"/>
       <w:pgSz w:w="12240" w:h="15840"/>
       <w:pgMar w:top="1440" w:right="1440" w:bottom="1440" w:left="2160" w:header="706" w:footer="706" w:gutter="0"/>
       <w:cols w:space="708"/>
@@ -1134,49 +4605,12 @@
 
 <file path=word/header1.xml><?xml version="1.0" encoding="utf-8"?>
 <w:hdr xmlns:wpc="http://schemas.microsoft.com/office/word/2010/wordprocessingCanvas" xmlns:cx="http://schemas.microsoft.com/office/drawing/2014/chartex" xmlns:cx1="http://schemas.microsoft.com/office/drawing/2015/9/8/chartex" xmlns:cx2="http://schemas.microsoft.com/office/drawing/2015/10/21/chartex" xmlns:cx3="http://schemas.microsoft.com/office/drawing/2016/5/9/chartex" xmlns:cx4="http://schemas.microsoft.com/office/drawing/2016/5/10/chartex" xmlns:cx5="http://schemas.microsoft.com/office/drawing/2016/5/11/chartex" xmlns:cx6="http://schemas.microsoft.com/office/drawing/2016/5/12/chartex" xmlns:cx7="http://schemas.microsoft.com/office/drawing/2016/5/13/chartex" xmlns:cx8="http://schemas.microsoft.com/office/drawing/2016/5/14/chartex" xmlns:mc="http://schemas.openxmlformats.org/markup-compatibility/2006" xmlns:aink="http://schemas.microsoft.com/office/drawing/2016/ink" xmlns:am3d="http://schemas.microsoft.com/office/drawing/2017/model3d" xmlns:o="urn:schemas-microsoft-com:office:office" xmlns:oel="http://schemas.microsoft.com/office/2019/extlst" xmlns:r="http://schemas.openxmlformats.org/officeDocument/2006/relationships" xmlns:m="http://schemas.openxmlformats.org/officeDocument/2006/math" xmlns:v="urn:schemas-microsoft-com:vml" xmlns:wp14="http://schemas.microsoft.com/office/word/2010/wordprocessingDrawing" xmlns:wp="http://schemas.openxmlformats.org/drawingml/2006/wordprocessingDrawing" xmlns:w10="urn:schemas-microsoft-com:office:word" xmlns:w="http://schemas.openxmlformats.org/wordprocessingml/2006/main" xmlns:w14="http://schemas.microsoft.com/office/word/2010/wordml" xmlns:w15="http://schemas.microsoft.com/office/word/2012/wordml" xmlns:w16cex="http://schemas.microsoft.com/office/word/2018/wordml/cex" xmlns:w16cid="http://schemas.microsoft.com/office/word/2016/wordml/cid" xmlns:w16="http://schemas.microsoft.com/office/word/2018/wordml" xmlns:w16du="http://schemas.microsoft.com/office/word/2023/wordml/word16du" xmlns:w16sdtdh="http://schemas.microsoft.com/office/word/2020/wordml/sdtdatahash" xmlns:w16sdtfl="http://schemas.microsoft.com/office/word/2024/wordml/sdtformatlock" xmlns:w16se="http://schemas.microsoft.com/office/word/2015/wordml/symex" xmlns:wpg="http://schemas.microsoft.com/office/word/2010/wordprocessingGroup" xmlns:wpi="http://schemas.microsoft.com/office/word/2010/wordprocessingInk" xmlns:wne="http://schemas.microsoft.com/office/word/2006/wordml" xmlns:wps="http://schemas.microsoft.com/office/word/2010/wordprocessingShape" mc:Ignorable="w14 w15 w16se w16cid w16 w16cex w16sdtdh w16sdtfl w16du wp14">
-  <w:sdt>
-    <w:sdtPr>
-      <w:id w:val="1373734080"/>
-      <w:docPartObj>
-        <w:docPartGallery w:val="Page Numbers (Top of Page)"/>
-        <w:docPartUnique/>
-      </w:docPartObj>
-    </w:sdtPr>
-    <w:sdtEndPr>
-      <w:rPr>
-        <w:noProof/>
-      </w:rPr>
-    </w:sdtEndPr>
-    <w:sdtContent>
-      <w:p>
-        <w:pPr>
-          <w:pStyle w:val="Header"/>
-          <w:jc w:val="right"/>
-        </w:pPr>
-        <w:r>
-          <w:fldChar w:fldCharType="begin"/>
-        </w:r>
-        <w:r>
-          <w:instrText xml:space="preserve"> PAGE   \* MERGEFORMAT </w:instrText>
-        </w:r>
-        <w:r>
-          <w:fldChar w:fldCharType="separate"/>
-        </w:r>
-        <w:r>
-          <w:rPr>
-            <w:noProof/>
-          </w:rPr>
-          <w:t>2</w:t>
-        </w:r>
-        <w:r>
-          <w:rPr>
-            <w:noProof/>
-          </w:rPr>
-          <w:fldChar w:fldCharType="end"/>
-        </w:r>
-      </w:p>
-    </w:sdtContent>
-  </w:sdt>
+  <w:p>
+    <w:pPr>
+      <w:pStyle w:val="Header"/>
+      <w:ind w:right="480"/>
+    </w:pPr>
+  </w:p>
   <w:p>
     <w:pPr>
       <w:pStyle w:val="Header"/>
@@ -2376,7 +5810,7 @@
   <w:style w:type="paragraph" w:default="1" w:styleId="Normal">
     <w:name w:val="Normal"/>
     <w:qFormat/>
-    <w:rsid w:val="006C1D03"/>
+    <w:rsid w:val="00842C52"/>
     <w:pPr>
       <w:spacing w:line="278" w:lineRule="auto"/>
     </w:pPr>
